--- a/math/отчеты/лаб1 (ВМ) Ушакова.docx
+++ b/math/отчеты/лаб1 (ВМ) Ушакова.docx
@@ -13,6 +13,8 @@
           <w:szCs w:val="24"/>
         </w:rPr>
       </w:pPr>
+      <w:bookmarkStart w:id="0" w:name="_GoBack"/>
+      <w:bookmarkEnd w:id="0"/>
       <w:r>
         <w:rPr>
           <w:rFonts w:ascii="Times New Roman" w:hAnsi="Times New Roman"/>
@@ -1313,6 +1315,12 @@
     </w:p>
     <w:sdt>
       <w:sdtPr>
+        <w:rPr>
+          <w:rFonts w:ascii="Calibri" w:eastAsia="Times New Roman" w:hAnsi="Calibri" w:cs="Times New Roman"/>
+          <w:color w:val="auto"/>
+          <w:sz w:val="22"/>
+          <w:szCs w:val="22"/>
+        </w:rPr>
         <w:id w:val="943808922"/>
         <w:docPartObj>
           <w:docPartGallery w:val="Table of Contents"/>
@@ -1321,12 +1329,8 @@
       </w:sdtPr>
       <w:sdtEndPr>
         <w:rPr>
-          <w:rFonts w:ascii="Calibri" w:eastAsia="Times New Roman" w:hAnsi="Calibri" w:cs="Times New Roman"/>
           <w:b/>
           <w:bCs/>
-          <w:color w:val="auto"/>
-          <w:sz w:val="22"/>
-          <w:szCs w:val="22"/>
         </w:rPr>
       </w:sdtEndPr>
       <w:sdtContent>
@@ -1346,7 +1350,7 @@
               <w:tab w:val="right" w:leader="dot" w:pos="9345"/>
             </w:tabs>
             <w:rPr>
-              <w:rFonts w:ascii="Times New Roman" w:hAnsi="Times New Roman"/>
+              <w:rFonts w:asciiTheme="minorHAnsi" w:eastAsiaTheme="minorEastAsia" w:hAnsiTheme="minorHAnsi" w:cstheme="minorBidi"/>
               <w:noProof/>
             </w:rPr>
           </w:pPr>
@@ -1368,19 +1372,16 @@
             </w:rPr>
             <w:fldChar w:fldCharType="separate"/>
           </w:r>
-          <w:hyperlink w:anchor="_Toc213062827" w:history="1">
+          <w:hyperlink w:anchor="_Toc213783048" w:history="1">
             <w:r>
               <w:rPr>
                 <w:rStyle w:val="ab"/>
-                <w:rFonts w:ascii="Times New Roman" w:hAnsi="Times New Roman"/>
                 <w:noProof/>
-                <w:color w:val="auto"/>
               </w:rPr>
               <w:t>1.УСЛОВИЕ ЗАДАЧИ</w:t>
             </w:r>
             <w:r>
               <w:rPr>
-                <w:rFonts w:ascii="Times New Roman" w:hAnsi="Times New Roman"/>
                 <w:noProof/>
                 <w:webHidden/>
               </w:rPr>
@@ -1388,7 +1389,6 @@
             </w:r>
             <w:r>
               <w:rPr>
-                <w:rFonts w:ascii="Times New Roman" w:hAnsi="Times New Roman"/>
                 <w:noProof/>
                 <w:webHidden/>
               </w:rPr>
@@ -1396,22 +1396,19 @@
             </w:r>
             <w:r>
               <w:rPr>
-                <w:rFonts w:ascii="Times New Roman" w:hAnsi="Times New Roman"/>
                 <w:noProof/>
                 <w:webHidden/>
               </w:rPr>
-              <w:instrText xml:space="preserve"> PAGEREF _Toc213062827 \h </w:instrText>
+              <w:instrText xml:space="preserve"> PAGEREF _Toc213783048 \h </w:instrText>
             </w:r>
             <w:r>
               <w:rPr>
-                <w:rFonts w:ascii="Times New Roman" w:hAnsi="Times New Roman"/>
                 <w:noProof/>
                 <w:webHidden/>
               </w:rPr>
             </w:r>
             <w:r>
               <w:rPr>
-                <w:rFonts w:ascii="Times New Roman" w:hAnsi="Times New Roman"/>
                 <w:noProof/>
                 <w:webHidden/>
               </w:rPr>
@@ -1419,7 +1416,6 @@
             </w:r>
             <w:r>
               <w:rPr>
-                <w:rFonts w:ascii="Times New Roman" w:hAnsi="Times New Roman"/>
                 <w:noProof/>
                 <w:webHidden/>
               </w:rPr>
@@ -1427,7 +1423,6 @@
             </w:r>
             <w:r>
               <w:rPr>
-                <w:rFonts w:ascii="Times New Roman" w:hAnsi="Times New Roman"/>
                 <w:noProof/>
                 <w:webHidden/>
               </w:rPr>
@@ -1442,23 +1437,20 @@
               <w:tab w:val="right" w:leader="dot" w:pos="9345"/>
             </w:tabs>
             <w:rPr>
-              <w:rFonts w:ascii="Times New Roman" w:hAnsi="Times New Roman"/>
+              <w:rFonts w:asciiTheme="minorHAnsi" w:eastAsiaTheme="minorEastAsia" w:hAnsiTheme="minorHAnsi" w:cstheme="minorBidi"/>
               <w:noProof/>
             </w:rPr>
           </w:pPr>
-          <w:hyperlink w:anchor="_Toc213062828" w:history="1">
+          <w:hyperlink w:anchor="_Toc213783049" w:history="1">
             <w:r>
               <w:rPr>
                 <w:rStyle w:val="ab"/>
-                <w:rFonts w:ascii="Times New Roman" w:hAnsi="Times New Roman"/>
                 <w:noProof/>
-                <w:color w:val="auto"/>
               </w:rPr>
               <w:t>2.РЕЗУЛЬТАТЫ АНАЛИТИЧЕСКИХ РАСЧЕТОВ</w:t>
             </w:r>
             <w:r>
               <w:rPr>
-                <w:rFonts w:ascii="Times New Roman" w:hAnsi="Times New Roman"/>
                 <w:noProof/>
                 <w:webHidden/>
               </w:rPr>
@@ -1466,7 +1458,6 @@
             </w:r>
             <w:r>
               <w:rPr>
-                <w:rFonts w:ascii="Times New Roman" w:hAnsi="Times New Roman"/>
                 <w:noProof/>
                 <w:webHidden/>
               </w:rPr>
@@ -1474,22 +1465,19 @@
             </w:r>
             <w:r>
               <w:rPr>
-                <w:rFonts w:ascii="Times New Roman" w:hAnsi="Times New Roman"/>
                 <w:noProof/>
                 <w:webHidden/>
               </w:rPr>
-              <w:instrText xml:space="preserve"> PAGEREF _Toc213062828 \h </w:instrText>
+              <w:instrText xml:space="preserve"> PAGEREF _Toc213783049 \h </w:instrText>
             </w:r>
             <w:r>
               <w:rPr>
-                <w:rFonts w:ascii="Times New Roman" w:hAnsi="Times New Roman"/>
                 <w:noProof/>
                 <w:webHidden/>
               </w:rPr>
             </w:r>
             <w:r>
               <w:rPr>
-                <w:rFonts w:ascii="Times New Roman" w:hAnsi="Times New Roman"/>
                 <w:noProof/>
                 <w:webHidden/>
               </w:rPr>
@@ -1497,7 +1485,6 @@
             </w:r>
             <w:r>
               <w:rPr>
-                <w:rFonts w:ascii="Times New Roman" w:hAnsi="Times New Roman"/>
                 <w:noProof/>
                 <w:webHidden/>
               </w:rPr>
@@ -1505,7 +1492,6 @@
             </w:r>
             <w:r>
               <w:rPr>
-                <w:rFonts w:ascii="Times New Roman" w:hAnsi="Times New Roman"/>
                 <w:noProof/>
                 <w:webHidden/>
               </w:rPr>
@@ -1520,23 +1506,20 @@
               <w:tab w:val="right" w:leader="dot" w:pos="9345"/>
             </w:tabs>
             <w:rPr>
-              <w:rFonts w:ascii="Times New Roman" w:hAnsi="Times New Roman"/>
+              <w:rFonts w:asciiTheme="minorHAnsi" w:eastAsiaTheme="minorEastAsia" w:hAnsiTheme="minorHAnsi" w:cstheme="minorBidi"/>
               <w:noProof/>
             </w:rPr>
           </w:pPr>
-          <w:hyperlink w:anchor="_Toc213062829" w:history="1">
+          <w:hyperlink w:anchor="_Toc213783050" w:history="1">
             <w:r>
               <w:rPr>
                 <w:rStyle w:val="ab"/>
-                <w:rFonts w:ascii="Times New Roman" w:hAnsi="Times New Roman"/>
                 <w:noProof/>
-                <w:color w:val="auto"/>
               </w:rPr>
               <w:t>3. ОПИСАНИЕ ФОРМУЛЫ И ИСПОЛЬЗУЕМЫХ МЕТОДОВ</w:t>
             </w:r>
             <w:r>
               <w:rPr>
-                <w:rFonts w:ascii="Times New Roman" w:hAnsi="Times New Roman"/>
                 <w:noProof/>
                 <w:webHidden/>
               </w:rPr>
@@ -1544,7 +1527,6 @@
             </w:r>
             <w:r>
               <w:rPr>
-                <w:rFonts w:ascii="Times New Roman" w:hAnsi="Times New Roman"/>
                 <w:noProof/>
                 <w:webHidden/>
               </w:rPr>
@@ -1552,22 +1534,19 @@
             </w:r>
             <w:r>
               <w:rPr>
-                <w:rFonts w:ascii="Times New Roman" w:hAnsi="Times New Roman"/>
                 <w:noProof/>
                 <w:webHidden/>
               </w:rPr>
-              <w:instrText xml:space="preserve"> PAGEREF _Toc213062829 \h </w:instrText>
+              <w:instrText xml:space="preserve"> PAGEREF _Toc213783050 \h </w:instrText>
             </w:r>
             <w:r>
               <w:rPr>
-                <w:rFonts w:ascii="Times New Roman" w:hAnsi="Times New Roman"/>
                 <w:noProof/>
                 <w:webHidden/>
               </w:rPr>
             </w:r>
             <w:r>
               <w:rPr>
-                <w:rFonts w:ascii="Times New Roman" w:hAnsi="Times New Roman"/>
                 <w:noProof/>
                 <w:webHidden/>
               </w:rPr>
@@ -1575,7 +1554,6 @@
             </w:r>
             <w:r>
               <w:rPr>
-                <w:rFonts w:ascii="Times New Roman" w:hAnsi="Times New Roman"/>
                 <w:noProof/>
                 <w:webHidden/>
               </w:rPr>
@@ -1583,7 +1561,6 @@
             </w:r>
             <w:r>
               <w:rPr>
-                <w:rFonts w:ascii="Times New Roman" w:hAnsi="Times New Roman"/>
                 <w:noProof/>
                 <w:webHidden/>
               </w:rPr>
@@ -1598,23 +1575,20 @@
               <w:tab w:val="right" w:leader="dot" w:pos="9345"/>
             </w:tabs>
             <w:rPr>
-              <w:rFonts w:ascii="Times New Roman" w:hAnsi="Times New Roman"/>
+              <w:rFonts w:asciiTheme="minorHAnsi" w:eastAsiaTheme="minorEastAsia" w:hAnsiTheme="minorHAnsi" w:cstheme="minorBidi"/>
               <w:noProof/>
             </w:rPr>
           </w:pPr>
-          <w:hyperlink w:anchor="_Toc213062830" w:history="1">
+          <w:hyperlink w:anchor="_Toc213783051" w:history="1">
             <w:r>
               <w:rPr>
                 <w:rStyle w:val="ab"/>
-                <w:rFonts w:ascii="Times New Roman" w:hAnsi="Times New Roman"/>
                 <w:noProof/>
-                <w:color w:val="auto"/>
               </w:rPr>
-              <w:t>4.ИСХОДНЫЙ КОД ПРОГРАММЫ</w:t>
+              <w:t>4.ИСХОДНЫЙ КОД ПРОГРАММЫ НА ЯЗЫКЕ СИ</w:t>
             </w:r>
             <w:r>
               <w:rPr>
-                <w:rFonts w:ascii="Times New Roman" w:hAnsi="Times New Roman"/>
                 <w:noProof/>
                 <w:webHidden/>
               </w:rPr>
@@ -1622,7 +1596,6 @@
             </w:r>
             <w:r>
               <w:rPr>
-                <w:rFonts w:ascii="Times New Roman" w:hAnsi="Times New Roman"/>
                 <w:noProof/>
                 <w:webHidden/>
               </w:rPr>
@@ -1630,22 +1603,19 @@
             </w:r>
             <w:r>
               <w:rPr>
-                <w:rFonts w:ascii="Times New Roman" w:hAnsi="Times New Roman"/>
                 <w:noProof/>
                 <w:webHidden/>
               </w:rPr>
-              <w:instrText xml:space="preserve"> PAGEREF _Toc213062830 \h </w:instrText>
+              <w:instrText xml:space="preserve"> PAGEREF _Toc213783051 \h </w:instrText>
             </w:r>
             <w:r>
               <w:rPr>
-                <w:rFonts w:ascii="Times New Roman" w:hAnsi="Times New Roman"/>
                 <w:noProof/>
                 <w:webHidden/>
               </w:rPr>
             </w:r>
             <w:r>
               <w:rPr>
-                <w:rFonts w:ascii="Times New Roman" w:hAnsi="Times New Roman"/>
                 <w:noProof/>
                 <w:webHidden/>
               </w:rPr>
@@ -1653,7 +1623,6 @@
             </w:r>
             <w:r>
               <w:rPr>
-                <w:rFonts w:ascii="Times New Roman" w:hAnsi="Times New Roman"/>
                 <w:noProof/>
                 <w:webHidden/>
               </w:rPr>
@@ -1661,7 +1630,6 @@
             </w:r>
             <w:r>
               <w:rPr>
-                <w:rFonts w:ascii="Times New Roman" w:hAnsi="Times New Roman"/>
                 <w:noProof/>
                 <w:webHidden/>
               </w:rPr>
@@ -1676,23 +1644,20 @@
               <w:tab w:val="right" w:leader="dot" w:pos="9345"/>
             </w:tabs>
             <w:rPr>
-              <w:rFonts w:ascii="Times New Roman" w:hAnsi="Times New Roman"/>
+              <w:rFonts w:asciiTheme="minorHAnsi" w:eastAsiaTheme="minorEastAsia" w:hAnsiTheme="minorHAnsi" w:cstheme="minorBidi"/>
               <w:noProof/>
             </w:rPr>
           </w:pPr>
-          <w:hyperlink w:anchor="_Toc213062831" w:history="1">
+          <w:hyperlink w:anchor="_Toc213783052" w:history="1">
             <w:r>
               <w:rPr>
                 <w:rStyle w:val="ab"/>
-                <w:rFonts w:ascii="Times New Roman" w:hAnsi="Times New Roman"/>
                 <w:noProof/>
-                <w:color w:val="auto"/>
               </w:rPr>
               <w:t>5.РЕЗУЛЬТАТ РАБОТЫ ПРОГРАММЫ</w:t>
             </w:r>
             <w:r>
               <w:rPr>
-                <w:rFonts w:ascii="Times New Roman" w:hAnsi="Times New Roman"/>
                 <w:noProof/>
                 <w:webHidden/>
               </w:rPr>
@@ -1700,7 +1665,6 @@
             </w:r>
             <w:r>
               <w:rPr>
-                <w:rFonts w:ascii="Times New Roman" w:hAnsi="Times New Roman"/>
                 <w:noProof/>
                 <w:webHidden/>
               </w:rPr>
@@ -1708,22 +1672,19 @@
             </w:r>
             <w:r>
               <w:rPr>
-                <w:rFonts w:ascii="Times New Roman" w:hAnsi="Times New Roman"/>
                 <w:noProof/>
                 <w:webHidden/>
               </w:rPr>
-              <w:instrText xml:space="preserve"> PAGEREF _Toc213062831 \h </w:instrText>
+              <w:instrText xml:space="preserve"> PAGEREF _Toc213783052 \h </w:instrText>
             </w:r>
             <w:r>
               <w:rPr>
-                <w:rFonts w:ascii="Times New Roman" w:hAnsi="Times New Roman"/>
                 <w:noProof/>
                 <w:webHidden/>
               </w:rPr>
             </w:r>
             <w:r>
               <w:rPr>
-                <w:rFonts w:ascii="Times New Roman" w:hAnsi="Times New Roman"/>
                 <w:noProof/>
                 <w:webHidden/>
               </w:rPr>
@@ -1731,15 +1692,13 @@
             </w:r>
             <w:r>
               <w:rPr>
-                <w:rFonts w:ascii="Times New Roman" w:hAnsi="Times New Roman"/>
                 <w:noProof/>
                 <w:webHidden/>
               </w:rPr>
-              <w:t>7</w:t>
+              <w:t>8</w:t>
             </w:r>
             <w:r>
               <w:rPr>
-                <w:rFonts w:ascii="Times New Roman" w:hAnsi="Times New Roman"/>
                 <w:noProof/>
                 <w:webHidden/>
               </w:rPr>
@@ -1793,12 +1752,12 @@
       <w:pPr>
         <w:pStyle w:val="1"/>
       </w:pPr>
-      <w:bookmarkStart w:id="0" w:name="_Toc213062827"/>
+      <w:bookmarkStart w:id="1" w:name="_Toc213783048"/>
       <w:r>
         <w:lastRenderedPageBreak/>
         <w:t>1.УСЛОВИЕ ЗАДАЧИ</w:t>
       </w:r>
-      <w:bookmarkEnd w:id="0"/>
+      <w:bookmarkEnd w:id="1"/>
     </w:p>
     <w:p>
       <w:pPr>
@@ -2131,15 +2090,7 @@
             <w:sz w:val="28"/>
             <w:szCs w:val="28"/>
           </w:rPr>
-          <m:t>h*i,   i=1, 2, …, 14</m:t>
-        </m:r>
-        <m:r>
-          <w:rPr>
-            <w:rFonts w:ascii="Cambria Math" w:hAnsi="Cambria Math"/>
-            <w:sz w:val="28"/>
-            <w:szCs w:val="28"/>
-          </w:rPr>
-          <m:t>;</m:t>
+          <m:t>h*i,   i=1, 2, …, 14;</m:t>
         </m:r>
       </m:oMath>
     </w:p>
@@ -2466,12 +2417,12 @@
       <w:pPr>
         <w:pStyle w:val="1"/>
       </w:pPr>
-      <w:bookmarkStart w:id="1" w:name="_Toc213062828"/>
+      <w:bookmarkStart w:id="2" w:name="_Toc213783049"/>
       <w:r>
         <w:lastRenderedPageBreak/>
         <w:t>2.РЕЗУЛЬТАТЫ АНАЛИТИЧЕСКИХ РАСЧЕТОВ</w:t>
       </w:r>
-      <w:bookmarkEnd w:id="1"/>
+      <w:bookmarkEnd w:id="2"/>
     </w:p>
     <w:p>
       <w:pPr>
@@ -2633,16 +2584,7 @@
           <w:szCs w:val="28"/>
           <w:vertAlign w:val="subscript"/>
         </w:rPr>
-        <w:t>округ</w:t>
-      </w:r>
-      <w:r>
-        <w:rPr>
-          <w:rFonts w:ascii="Times New Roman" w:hAnsi="Times New Roman"/>
-          <w:sz w:val="28"/>
-          <w:szCs w:val="28"/>
-          <w:vertAlign w:val="subscript"/>
-        </w:rPr>
-        <w:t xml:space="preserve"> </w:t>
+        <w:t xml:space="preserve">округ </w:t>
       </w:r>
       <w:r>
         <w:rPr>
@@ -3246,15 +3188,7 @@
                   <w:sz w:val="28"/>
                   <w:szCs w:val="28"/>
                 </w:rPr>
-                <m:t>-</m:t>
-              </m:r>
-              <m:r>
-                <w:rPr>
-                  <w:rFonts w:ascii="Cambria Math" w:hAnsi="Cambria Math"/>
-                  <w:sz w:val="28"/>
-                  <w:szCs w:val="28"/>
-                </w:rPr>
-                <m:t>c</m:t>
+                <m:t>-c</m:t>
               </m:r>
             </m:e>
             <m:sup>
@@ -3542,15 +3476,7 @@
                   <w:sz w:val="28"/>
                   <w:szCs w:val="28"/>
                 </w:rPr>
-                <m:t>'</m:t>
-              </m:r>
-              <m:r>
-                <w:rPr>
-                  <w:rFonts w:ascii="Cambria Math" w:hAnsi="Cambria Math"/>
-                  <w:sz w:val="28"/>
-                  <w:szCs w:val="28"/>
-                </w:rPr>
-                <m:t>'</m:t>
+                <m:t>''</m:t>
               </m:r>
             </m:sup>
           </m:sSup>
@@ -3733,15 +3659,7 @@
               <w:sz w:val="28"/>
               <w:szCs w:val="28"/>
             </w:rPr>
-            <m:t>=</m:t>
-          </m:r>
-          <m:r>
-            <w:rPr>
-              <w:rFonts w:ascii="Cambria Math" w:hAnsi="Cambria Math"/>
-              <w:sz w:val="28"/>
-              <w:szCs w:val="28"/>
-            </w:rPr>
-            <m:t xml:space="preserve">-c* </m:t>
+            <m:t xml:space="preserve">=-c* </m:t>
           </m:r>
           <m:func>
             <m:funcPr>
@@ -4283,23 +4201,7 @@
               <w:sz w:val="28"/>
               <w:szCs w:val="28"/>
             </w:rPr>
-            <m:t xml:space="preserve">= </m:t>
-          </m:r>
-          <m:r>
-            <w:rPr>
-              <w:rFonts w:ascii="Cambria Math" w:hAnsi="Cambria Math"/>
-              <w:sz w:val="28"/>
-              <w:szCs w:val="28"/>
-            </w:rPr>
-            <m:t>c</m:t>
-          </m:r>
-          <m:r>
-            <w:rPr>
-              <w:rFonts w:ascii="Cambria Math" w:hAnsi="Cambria Math"/>
-              <w:sz w:val="28"/>
-              <w:szCs w:val="28"/>
-            </w:rPr>
-            <m:t>=10</m:t>
+            <m:t>= c=10</m:t>
           </m:r>
         </m:oMath>
       </m:oMathPara>
@@ -4312,28 +4214,15 @@
           <w:rFonts w:ascii="Times New Roman" w:hAnsi="Times New Roman"/>
           <w:sz w:val="28"/>
           <w:szCs w:val="28"/>
-          <w:lang w:val="en-US"/>
-        </w:rPr>
-      </w:pPr>
-      <w:proofErr w:type="spellStart"/>
-      <w:r>
-        <w:rPr>
-          <w:rFonts w:ascii="Times New Roman" w:hAnsi="Times New Roman"/>
-          <w:sz w:val="28"/>
-          <w:szCs w:val="28"/>
-          <w:lang w:val="en-US"/>
-        </w:rPr>
-        <w:t>Тогда</w:t>
-      </w:r>
-      <w:proofErr w:type="spellEnd"/>
-      <w:r>
-        <w:rPr>
-          <w:rFonts w:ascii="Times New Roman" w:hAnsi="Times New Roman"/>
-          <w:sz w:val="28"/>
-          <w:szCs w:val="28"/>
-          <w:lang w:val="en-US"/>
-        </w:rPr>
-        <w:t xml:space="preserve"> </w:t>
+        </w:rPr>
+      </w:pPr>
+      <w:r>
+        <w:rPr>
+          <w:rFonts w:ascii="Times New Roman" w:hAnsi="Times New Roman"/>
+          <w:sz w:val="28"/>
+          <w:szCs w:val="28"/>
+        </w:rPr>
+        <w:t xml:space="preserve">Тогда </w:t>
       </w:r>
       <m:oMath>
         <m:r>
@@ -4344,7 +4233,6 @@
             <w:rFonts w:ascii="Cambria Math" w:hAnsi="Cambria Math"/>
             <w:sz w:val="28"/>
             <w:szCs w:val="28"/>
-            <w:lang w:val="en-US"/>
           </w:rPr>
           <w:br/>
         </m:r>
@@ -4396,7 +4284,6 @@
               <w:rFonts w:ascii="Cambria Math" w:hAnsi="Cambria Math"/>
               <w:sz w:val="28"/>
               <w:szCs w:val="28"/>
-              <w:lang w:val="en-US"/>
             </w:rPr>
             <m:t>≤</m:t>
           </m:r>
@@ -4418,7 +4305,6 @@
                   <w:rFonts w:ascii="Cambria Math" w:hAnsi="Cambria Math"/>
                   <w:sz w:val="28"/>
                   <w:szCs w:val="28"/>
-                  <w:lang w:val="en-US"/>
                 </w:rPr>
                 <m:t>10</m:t>
               </m:r>
@@ -4440,7 +4326,6 @@
                       <w:rFonts w:ascii="Cambria Math" w:hAnsi="Cambria Math"/>
                       <w:sz w:val="28"/>
                       <w:szCs w:val="28"/>
-                      <w:lang w:val="en-US"/>
                     </w:rPr>
                     <m:t>h</m:t>
                   </m:r>
@@ -4451,7 +4336,6 @@
                       <w:rFonts w:ascii="Cambria Math" w:hAnsi="Cambria Math"/>
                       <w:sz w:val="28"/>
                       <w:szCs w:val="28"/>
-                      <w:lang w:val="en-US"/>
                     </w:rPr>
                     <m:t>2</m:t>
                   </m:r>
@@ -4464,7 +4348,6 @@
                   <w:rFonts w:ascii="Cambria Math" w:hAnsi="Cambria Math"/>
                   <w:sz w:val="28"/>
                   <w:szCs w:val="28"/>
-                  <w:lang w:val="en-US"/>
                 </w:rPr>
                 <m:t>8</m:t>
               </m:r>
@@ -4475,7 +4358,6 @@
               <w:rFonts w:ascii="Cambria Math" w:hAnsi="Cambria Math"/>
               <w:sz w:val="28"/>
               <w:szCs w:val="28"/>
-              <w:lang w:val="en-US"/>
             </w:rPr>
             <m:t>=</m:t>
           </m:r>
@@ -4497,7 +4379,6 @@
                   <w:rFonts w:ascii="Cambria Math" w:hAnsi="Cambria Math"/>
                   <w:sz w:val="28"/>
                   <w:szCs w:val="28"/>
-                  <w:lang w:val="en-US"/>
                 </w:rPr>
                 <m:t>5</m:t>
               </m:r>
@@ -4519,7 +4400,6 @@
                       <w:rFonts w:ascii="Cambria Math" w:hAnsi="Cambria Math"/>
                       <w:sz w:val="28"/>
                       <w:szCs w:val="28"/>
-                      <w:lang w:val="en-US"/>
                     </w:rPr>
                     <m:t>h</m:t>
                   </m:r>
@@ -4530,7 +4410,6 @@
                       <w:rFonts w:ascii="Cambria Math" w:hAnsi="Cambria Math"/>
                       <w:sz w:val="28"/>
                       <w:szCs w:val="28"/>
-                      <w:lang w:val="en-US"/>
                     </w:rPr>
                     <m:t>2</m:t>
                   </m:r>
@@ -4543,7 +4422,6 @@
                   <w:rFonts w:ascii="Cambria Math" w:hAnsi="Cambria Math"/>
                   <w:sz w:val="28"/>
                   <w:szCs w:val="28"/>
-                  <w:lang w:val="en-US"/>
                 </w:rPr>
                 <m:t>4</m:t>
               </m:r>
@@ -4955,16 +4833,7 @@
               <w:szCs w:val="28"/>
               <w:lang w:val="en-US"/>
             </w:rPr>
-            <m:t>≤</m:t>
-          </m:r>
-          <m:r>
-            <w:rPr>
-              <w:rFonts w:ascii="Cambria Math" w:hAnsi="Cambria Math"/>
-              <w:sz w:val="28"/>
-              <w:szCs w:val="28"/>
-              <w:lang w:val="en-US"/>
-            </w:rPr>
-            <m:t>0.00004</m:t>
+            <m:t>≤0.00004</m:t>
           </m:r>
         </m:oMath>
       </m:oMathPara>
@@ -4990,7 +4859,7 @@
               <w:szCs w:val="28"/>
               <w:lang w:val="en-US"/>
             </w:rPr>
-            <m:t>h</m:t>
+            <m:t>h≤</m:t>
           </m:r>
           <m:r>
             <w:rPr>
@@ -4999,16 +4868,7 @@
               <w:szCs w:val="28"/>
               <w:lang w:val="en-US"/>
             </w:rPr>
-            <m:t>≤0.00</m:t>
-          </m:r>
-          <m:r>
-            <w:rPr>
-              <w:rFonts w:ascii="Cambria Math" w:hAnsi="Cambria Math"/>
-              <w:sz w:val="28"/>
-              <w:szCs w:val="28"/>
-              <w:lang w:val="en-US"/>
-            </w:rPr>
-            <m:t>63</m:t>
+            <m:t>0.0063</m:t>
           </m:r>
         </m:oMath>
       </m:oMathPara>
@@ -5032,7 +4892,15 @@
               <w:sz w:val="28"/>
               <w:szCs w:val="28"/>
             </w:rPr>
-            <m:t>h=0.006</m:t>
+            <m:t>h=</m:t>
+          </m:r>
+          <m:r>
+            <w:rPr>
+              <w:rFonts w:ascii="Cambria Math" w:hAnsi="Cambria Math"/>
+              <w:sz w:val="28"/>
+              <w:szCs w:val="28"/>
+            </w:rPr>
+            <m:t>0.006</m:t>
           </m:r>
         </m:oMath>
       </m:oMathPara>
@@ -5057,7 +4925,6 @@
           <w:szCs w:val="32"/>
         </w:rPr>
       </w:pPr>
-      <w:bookmarkStart w:id="2" w:name="_Toc213062829"/>
       <w:r>
         <w:br w:type="page"/>
       </w:r>
@@ -5066,11 +4933,12 @@
       <w:pPr>
         <w:pStyle w:val="1"/>
       </w:pPr>
+      <w:bookmarkStart w:id="3" w:name="_Toc213783050"/>
       <w:r>
         <w:lastRenderedPageBreak/>
         <w:t>3. ОПИСАНИЕ ФОРМУЛЫ И ИСПОЛЬЗУЕМЫХ МЕТОДОВ</w:t>
       </w:r>
-      <w:bookmarkEnd w:id="2"/>
+      <w:bookmarkEnd w:id="3"/>
     </w:p>
     <w:p>
       <w:pPr>
@@ -5245,15 +5113,7 @@
             <w:sz w:val="28"/>
             <w:szCs w:val="28"/>
           </w:rPr>
-          <m:t xml:space="preserve">,  </m:t>
-        </m:r>
-        <m:r>
-          <w:rPr>
-            <w:rFonts w:ascii="Cambria Math" w:hAnsi="Cambria Math"/>
-            <w:sz w:val="28"/>
-            <w:szCs w:val="28"/>
-          </w:rPr>
-          <m:t xml:space="preserve"> </m:t>
+          <m:t xml:space="preserve">,   </m:t>
         </m:r>
         <m:r>
           <w:rPr>
@@ -5393,15 +5253,7 @@
             <w:sz w:val="28"/>
             <w:szCs w:val="28"/>
           </w:rPr>
-          <m:t xml:space="preserve"> </m:t>
-        </m:r>
-        <m:r>
-          <w:rPr>
-            <w:rFonts w:ascii="Cambria Math" w:hAnsi="Cambria Math"/>
-            <w:sz w:val="28"/>
-            <w:szCs w:val="28"/>
-          </w:rPr>
-          <m:t xml:space="preserve">∈ </m:t>
+          <m:t xml:space="preserve"> ∈ </m:t>
         </m:r>
         <m:d>
           <m:dPr>
@@ -5457,7 +5309,6 @@
                 <w:rFonts w:ascii="Cambria Math" w:hAnsi="Cambria Math"/>
                 <w:sz w:val="28"/>
                 <w:szCs w:val="28"/>
-                <w:lang w:val="en-US"/>
               </w:rPr>
               <m:t xml:space="preserve">; </m:t>
             </m:r>
@@ -5499,7 +5350,6 @@
                     <w:rFonts w:ascii="Cambria Math" w:hAnsi="Cambria Math"/>
                     <w:sz w:val="28"/>
                     <w:szCs w:val="28"/>
-                    <w:lang w:val="en-US"/>
                   </w:rPr>
                   <m:t>+1</m:t>
                 </m:r>
@@ -5681,15 +5531,15 @@
       <w:pPr>
         <w:pStyle w:val="1"/>
       </w:pPr>
-      <w:bookmarkStart w:id="3" w:name="_Toc213062830"/>
+      <w:bookmarkStart w:id="4" w:name="_Toc213783051"/>
       <w:r>
         <w:lastRenderedPageBreak/>
         <w:t>4.ИСХОДНЫЙ КОД ПРОГРАММЫ</w:t>
       </w:r>
-      <w:bookmarkEnd w:id="3"/>
       <w:r>
         <w:t xml:space="preserve"> НА ЯЗЫКЕ СИ</w:t>
       </w:r>
+      <w:bookmarkEnd w:id="4"/>
     </w:p>
     <w:p>
       <w:pPr>
@@ -7940,6 +7790,7 @@
           <w:color w:val="CCCCCC"/>
           <w:sz w:val="21"/>
           <w:szCs w:val="21"/>
+          <w:lang w:val="en-US"/>
         </w:rPr>
       </w:pPr>
       <w:r>
@@ -7952,23 +7803,23 @@
         </w:rPr>
         <w:t xml:space="preserve">    </w:t>
       </w:r>
-      <w:proofErr w:type="spellStart"/>
       <w:r>
         <w:rPr>
           <w:rFonts w:ascii="Consolas" w:hAnsi="Consolas"/>
           <w:color w:val="C586C0"/>
           <w:sz w:val="21"/>
           <w:szCs w:val="21"/>
+          <w:lang w:val="en-US"/>
         </w:rPr>
         <w:t>return</w:t>
       </w:r>
-      <w:proofErr w:type="spellEnd"/>
-      <w:r>
-        <w:rPr>
-          <w:rFonts w:ascii="Consolas" w:hAnsi="Consolas"/>
-          <w:color w:val="CCCCCC"/>
-          <w:sz w:val="21"/>
-          <w:szCs w:val="21"/>
+      <w:r>
+        <w:rPr>
+          <w:rFonts w:ascii="Consolas" w:hAnsi="Consolas"/>
+          <w:color w:val="CCCCCC"/>
+          <w:sz w:val="21"/>
+          <w:szCs w:val="21"/>
+          <w:lang w:val="en-US"/>
         </w:rPr>
         <w:t xml:space="preserve"> (</w:t>
       </w:r>
@@ -7978,6 +7829,7 @@
           <w:color w:val="9CDCFE"/>
           <w:sz w:val="21"/>
           <w:szCs w:val="21"/>
+          <w:lang w:val="en-US"/>
         </w:rPr>
         <w:t>x</w:t>
       </w:r>
@@ -7987,6 +7839,7 @@
           <w:color w:val="CCCCCC"/>
           <w:sz w:val="21"/>
           <w:szCs w:val="21"/>
+          <w:lang w:val="en-US"/>
         </w:rPr>
         <w:t xml:space="preserve"> </w:t>
       </w:r>
@@ -7996,6 +7849,7 @@
           <w:color w:val="D4D4D4"/>
           <w:sz w:val="21"/>
           <w:szCs w:val="21"/>
+          <w:lang w:val="en-US"/>
         </w:rPr>
         <w:t>-</w:t>
       </w:r>
@@ -8005,26 +7859,27 @@
           <w:color w:val="CCCCCC"/>
           <w:sz w:val="21"/>
           <w:szCs w:val="21"/>
+          <w:lang w:val="en-US"/>
         </w:rPr>
         <w:t xml:space="preserve"> </w:t>
       </w:r>
-      <w:proofErr w:type="spellStart"/>
       <w:r>
         <w:rPr>
           <w:rFonts w:ascii="Consolas" w:hAnsi="Consolas"/>
           <w:color w:val="9CDCFE"/>
           <w:sz w:val="21"/>
           <w:szCs w:val="21"/>
+          <w:lang w:val="en-US"/>
         </w:rPr>
         <w:t>xi</w:t>
       </w:r>
-      <w:proofErr w:type="spellEnd"/>
-      <w:r>
-        <w:rPr>
-          <w:rFonts w:ascii="Consolas" w:hAnsi="Consolas"/>
-          <w:color w:val="CCCCCC"/>
-          <w:sz w:val="21"/>
-          <w:szCs w:val="21"/>
+      <w:r>
+        <w:rPr>
+          <w:rFonts w:ascii="Consolas" w:hAnsi="Consolas"/>
+          <w:color w:val="CCCCCC"/>
+          <w:sz w:val="21"/>
+          <w:szCs w:val="21"/>
+          <w:lang w:val="en-US"/>
         </w:rPr>
         <w:t xml:space="preserve">) </w:t>
       </w:r>
@@ -8034,6 +7889,7 @@
           <w:color w:val="D4D4D4"/>
           <w:sz w:val="21"/>
           <w:szCs w:val="21"/>
+          <w:lang w:val="en-US"/>
         </w:rPr>
         <w:t>/</w:t>
       </w:r>
@@ -8043,6 +7899,7 @@
           <w:color w:val="CCCCCC"/>
           <w:sz w:val="21"/>
           <w:szCs w:val="21"/>
+          <w:lang w:val="en-US"/>
         </w:rPr>
         <w:t xml:space="preserve"> </w:t>
       </w:r>
@@ -8052,6 +7909,7 @@
           <w:color w:val="569CD6"/>
           <w:sz w:val="21"/>
           <w:szCs w:val="21"/>
+          <w:lang w:val="en-US"/>
         </w:rPr>
         <w:t>H</w:t>
       </w:r>
@@ -8061,6 +7919,7 @@
           <w:color w:val="CCCCCC"/>
           <w:sz w:val="21"/>
           <w:szCs w:val="21"/>
+          <w:lang w:val="en-US"/>
         </w:rPr>
         <w:t>;</w:t>
       </w:r>
@@ -8074,14 +7933,16 @@
           <w:color w:val="CCCCCC"/>
           <w:sz w:val="21"/>
           <w:szCs w:val="21"/>
-        </w:rPr>
-      </w:pPr>
-      <w:r>
-        <w:rPr>
-          <w:rFonts w:ascii="Consolas" w:hAnsi="Consolas"/>
-          <w:color w:val="CCCCCC"/>
-          <w:sz w:val="21"/>
-          <w:szCs w:val="21"/>
+          <w:lang w:val="en-US"/>
+        </w:rPr>
+      </w:pPr>
+      <w:r>
+        <w:rPr>
+          <w:rFonts w:ascii="Consolas" w:hAnsi="Consolas"/>
+          <w:color w:val="CCCCCC"/>
+          <w:sz w:val="21"/>
+          <w:szCs w:val="21"/>
+          <w:lang w:val="en-US"/>
         </w:rPr>
         <w:t>}</w:t>
       </w:r>
@@ -8095,6 +7956,7 @@
           <w:color w:val="CCCCCC"/>
           <w:sz w:val="21"/>
           <w:szCs w:val="21"/>
+          <w:lang w:val="en-US"/>
         </w:rPr>
       </w:pPr>
     </w:p>
@@ -8107,17 +7969,80 @@
           <w:color w:val="CCCCCC"/>
           <w:sz w:val="21"/>
           <w:szCs w:val="21"/>
-        </w:rPr>
-      </w:pPr>
+          <w:lang w:val="en-US"/>
+        </w:rPr>
+      </w:pPr>
+      <w:r>
+        <w:rPr>
+          <w:rFonts w:ascii="Consolas" w:hAnsi="Consolas"/>
+          <w:color w:val="569CD6"/>
+          <w:sz w:val="21"/>
+          <w:szCs w:val="21"/>
+          <w:lang w:val="en-US"/>
+        </w:rPr>
+        <w:t>int</w:t>
+      </w:r>
+      <w:r>
+        <w:rPr>
+          <w:rFonts w:ascii="Consolas" w:hAnsi="Consolas"/>
+          <w:color w:val="CCCCCC"/>
+          <w:sz w:val="21"/>
+          <w:szCs w:val="21"/>
+          <w:lang w:val="en-US"/>
+        </w:rPr>
+        <w:t xml:space="preserve"> </w:t>
+      </w:r>
+      <w:r>
+        <w:rPr>
+          <w:rFonts w:ascii="Consolas" w:hAnsi="Consolas"/>
+          <w:color w:val="DCDCAA"/>
+          <w:sz w:val="21"/>
+          <w:szCs w:val="21"/>
+          <w:lang w:val="en-US"/>
+        </w:rPr>
+        <w:t>main</w:t>
+      </w:r>
+      <w:r>
+        <w:rPr>
+          <w:rFonts w:ascii="Consolas" w:hAnsi="Consolas"/>
+          <w:color w:val="CCCCCC"/>
+          <w:sz w:val="21"/>
+          <w:szCs w:val="21"/>
+          <w:lang w:val="en-US"/>
+        </w:rPr>
+        <w:t>() {</w:t>
+      </w:r>
+    </w:p>
+    <w:p>
+      <w:pPr>
+        <w:shd w:val="clear" w:color="auto" w:fill="1F1F1F"/>
+        <w:spacing w:after="0" w:line="285" w:lineRule="atLeast"/>
+        <w:rPr>
+          <w:rFonts w:ascii="Consolas" w:hAnsi="Consolas"/>
+          <w:color w:val="CCCCCC"/>
+          <w:sz w:val="21"/>
+          <w:szCs w:val="21"/>
+        </w:rPr>
+      </w:pPr>
+      <w:r>
+        <w:rPr>
+          <w:rFonts w:ascii="Consolas" w:hAnsi="Consolas"/>
+          <w:color w:val="CCCCCC"/>
+          <w:sz w:val="21"/>
+          <w:szCs w:val="21"/>
+          <w:lang w:val="en-US"/>
+        </w:rPr>
+        <w:t xml:space="preserve">    </w:t>
+      </w:r>
       <w:proofErr w:type="spellStart"/>
       <w:r>
         <w:rPr>
           <w:rFonts w:ascii="Consolas" w:hAnsi="Consolas"/>
-          <w:color w:val="569CD6"/>
-          <w:sz w:val="21"/>
-          <w:szCs w:val="21"/>
-        </w:rPr>
-        <w:t>int</w:t>
+          <w:color w:val="DCDCAA"/>
+          <w:sz w:val="21"/>
+          <w:szCs w:val="21"/>
+        </w:rPr>
+        <w:t>printf</w:t>
       </w:r>
       <w:proofErr w:type="spellEnd"/>
       <w:r>
@@ -8127,7 +8052,64 @@
           <w:sz w:val="21"/>
           <w:szCs w:val="21"/>
         </w:rPr>
-        <w:t xml:space="preserve"> </w:t>
+        <w:t>(</w:t>
+      </w:r>
+      <w:r>
+        <w:rPr>
+          <w:rFonts w:ascii="Consolas" w:hAnsi="Consolas"/>
+          <w:color w:val="CE9178"/>
+          <w:sz w:val="21"/>
+          <w:szCs w:val="21"/>
+        </w:rPr>
+        <w:t>"----------------------</w:t>
+      </w:r>
+      <w:r>
+        <w:rPr>
+          <w:rFonts w:ascii="Consolas" w:hAnsi="Consolas"/>
+          <w:color w:val="D7BA7D"/>
+          <w:sz w:val="21"/>
+          <w:szCs w:val="21"/>
+        </w:rPr>
+        <w:t>\n</w:t>
+      </w:r>
+      <w:r>
+        <w:rPr>
+          <w:rFonts w:ascii="Consolas" w:hAnsi="Consolas"/>
+          <w:color w:val="CE9178"/>
+          <w:sz w:val="21"/>
+          <w:szCs w:val="21"/>
+        </w:rPr>
+        <w:t>"</w:t>
+      </w:r>
+      <w:r>
+        <w:rPr>
+          <w:rFonts w:ascii="Consolas" w:hAnsi="Consolas"/>
+          <w:color w:val="CCCCCC"/>
+          <w:sz w:val="21"/>
+          <w:szCs w:val="21"/>
+        </w:rPr>
+        <w:t>);</w:t>
+      </w:r>
+    </w:p>
+    <w:p>
+      <w:pPr>
+        <w:shd w:val="clear" w:color="auto" w:fill="1F1F1F"/>
+        <w:spacing w:after="0" w:line="285" w:lineRule="atLeast"/>
+        <w:rPr>
+          <w:rFonts w:ascii="Consolas" w:hAnsi="Consolas"/>
+          <w:color w:val="CCCCCC"/>
+          <w:sz w:val="21"/>
+          <w:szCs w:val="21"/>
+        </w:rPr>
+      </w:pPr>
+      <w:r>
+        <w:rPr>
+          <w:rFonts w:ascii="Consolas" w:hAnsi="Consolas"/>
+          <w:color w:val="CCCCCC"/>
+          <w:sz w:val="21"/>
+          <w:szCs w:val="21"/>
+        </w:rPr>
+        <w:t xml:space="preserve">    </w:t>
       </w:r>
       <w:proofErr w:type="spellStart"/>
       <w:proofErr w:type="gramStart"/>
@@ -8138,7 +8120,7 @@
           <w:sz w:val="21"/>
           <w:szCs w:val="21"/>
         </w:rPr>
-        <w:t>main</w:t>
+        <w:t>printf</w:t>
       </w:r>
       <w:proofErr w:type="spellEnd"/>
       <w:r>
@@ -8154,11 +8136,218 @@
       <w:r>
         <w:rPr>
           <w:rFonts w:ascii="Consolas" w:hAnsi="Consolas"/>
-          <w:color w:val="CCCCCC"/>
-          <w:sz w:val="21"/>
-          <w:szCs w:val="21"/>
-        </w:rPr>
-        <w:t>) {</w:t>
+          <w:color w:val="CE9178"/>
+          <w:sz w:val="21"/>
+          <w:szCs w:val="21"/>
+        </w:rPr>
+        <w:t xml:space="preserve">"Значения функции с шагом h = </w:t>
+      </w:r>
+      <w:r>
+        <w:rPr>
+          <w:rFonts w:ascii="Consolas" w:hAnsi="Consolas"/>
+          <w:color w:val="9CDCFE"/>
+          <w:sz w:val="21"/>
+          <w:szCs w:val="21"/>
+        </w:rPr>
+        <w:t>%f</w:t>
+      </w:r>
+      <w:r>
+        <w:rPr>
+          <w:rFonts w:ascii="Consolas" w:hAnsi="Consolas"/>
+          <w:color w:val="CE9178"/>
+          <w:sz w:val="21"/>
+          <w:szCs w:val="21"/>
+        </w:rPr>
+        <w:t xml:space="preserve"> на интервале [</w:t>
+      </w:r>
+      <w:r>
+        <w:rPr>
+          <w:rFonts w:ascii="Consolas" w:hAnsi="Consolas"/>
+          <w:color w:val="9CDCFE"/>
+          <w:sz w:val="21"/>
+          <w:szCs w:val="21"/>
+        </w:rPr>
+        <w:t>%d</w:t>
+      </w:r>
+      <w:r>
+        <w:rPr>
+          <w:rFonts w:ascii="Consolas" w:hAnsi="Consolas"/>
+          <w:color w:val="CE9178"/>
+          <w:sz w:val="21"/>
+          <w:szCs w:val="21"/>
+        </w:rPr>
+        <w:t xml:space="preserve">, </w:t>
+      </w:r>
+      <w:r>
+        <w:rPr>
+          <w:rFonts w:ascii="Consolas" w:hAnsi="Consolas"/>
+          <w:color w:val="9CDCFE"/>
+          <w:sz w:val="21"/>
+          <w:szCs w:val="21"/>
+        </w:rPr>
+        <w:t>%.4f</w:t>
+      </w:r>
+      <w:r>
+        <w:rPr>
+          <w:rFonts w:ascii="Consolas" w:hAnsi="Consolas"/>
+          <w:color w:val="CE9178"/>
+          <w:sz w:val="21"/>
+          <w:szCs w:val="21"/>
+        </w:rPr>
+        <w:t>]</w:t>
+      </w:r>
+      <w:r>
+        <w:rPr>
+          <w:rFonts w:ascii="Consolas" w:hAnsi="Consolas"/>
+          <w:color w:val="D7BA7D"/>
+          <w:sz w:val="21"/>
+          <w:szCs w:val="21"/>
+        </w:rPr>
+        <w:t>\n</w:t>
+      </w:r>
+      <w:r>
+        <w:rPr>
+          <w:rFonts w:ascii="Consolas" w:hAnsi="Consolas"/>
+          <w:color w:val="CE9178"/>
+          <w:sz w:val="21"/>
+          <w:szCs w:val="21"/>
+        </w:rPr>
+        <w:t>"</w:t>
+      </w:r>
+      <w:r>
+        <w:rPr>
+          <w:rFonts w:ascii="Consolas" w:hAnsi="Consolas"/>
+          <w:color w:val="CCCCCC"/>
+          <w:sz w:val="21"/>
+          <w:szCs w:val="21"/>
+        </w:rPr>
+        <w:t xml:space="preserve">, </w:t>
+      </w:r>
+      <w:r>
+        <w:rPr>
+          <w:rFonts w:ascii="Consolas" w:hAnsi="Consolas"/>
+          <w:color w:val="569CD6"/>
+          <w:sz w:val="21"/>
+          <w:szCs w:val="21"/>
+        </w:rPr>
+        <w:t>H</w:t>
+      </w:r>
+      <w:r>
+        <w:rPr>
+          <w:rFonts w:ascii="Consolas" w:hAnsi="Consolas"/>
+          <w:color w:val="CCCCCC"/>
+          <w:sz w:val="21"/>
+          <w:szCs w:val="21"/>
+        </w:rPr>
+        <w:t xml:space="preserve">, </w:t>
+      </w:r>
+      <w:r>
+        <w:rPr>
+          <w:rFonts w:ascii="Consolas" w:hAnsi="Consolas"/>
+          <w:color w:val="569CD6"/>
+          <w:sz w:val="21"/>
+          <w:szCs w:val="21"/>
+        </w:rPr>
+        <w:t>C</w:t>
+      </w:r>
+      <w:r>
+        <w:rPr>
+          <w:rFonts w:ascii="Consolas" w:hAnsi="Consolas"/>
+          <w:color w:val="CCCCCC"/>
+          <w:sz w:val="21"/>
+          <w:szCs w:val="21"/>
+        </w:rPr>
+        <w:t xml:space="preserve">, </w:t>
+      </w:r>
+      <w:r>
+        <w:rPr>
+          <w:rFonts w:ascii="Consolas" w:hAnsi="Consolas"/>
+          <w:color w:val="569CD6"/>
+          <w:sz w:val="21"/>
+          <w:szCs w:val="21"/>
+        </w:rPr>
+        <w:t>C</w:t>
+      </w:r>
+      <w:r>
+        <w:rPr>
+          <w:rFonts w:ascii="Consolas" w:hAnsi="Consolas"/>
+          <w:color w:val="CCCCCC"/>
+          <w:sz w:val="21"/>
+          <w:szCs w:val="21"/>
+        </w:rPr>
+        <w:t xml:space="preserve"> </w:t>
+      </w:r>
+      <w:r>
+        <w:rPr>
+          <w:rFonts w:ascii="Consolas" w:hAnsi="Consolas"/>
+          <w:color w:val="D4D4D4"/>
+          <w:sz w:val="21"/>
+          <w:szCs w:val="21"/>
+        </w:rPr>
+        <w:t>+</w:t>
+      </w:r>
+      <w:r>
+        <w:rPr>
+          <w:rFonts w:ascii="Consolas" w:hAnsi="Consolas"/>
+          <w:color w:val="CCCCCC"/>
+          <w:sz w:val="21"/>
+          <w:szCs w:val="21"/>
+        </w:rPr>
+        <w:t xml:space="preserve"> </w:t>
+      </w:r>
+      <w:r>
+        <w:rPr>
+          <w:rFonts w:ascii="Consolas" w:hAnsi="Consolas"/>
+          <w:color w:val="B5CEA8"/>
+          <w:sz w:val="21"/>
+          <w:szCs w:val="21"/>
+        </w:rPr>
+        <w:t>15</w:t>
+      </w:r>
+      <w:r>
+        <w:rPr>
+          <w:rFonts w:ascii="Consolas" w:hAnsi="Consolas"/>
+          <w:color w:val="CCCCCC"/>
+          <w:sz w:val="21"/>
+          <w:szCs w:val="21"/>
+        </w:rPr>
+        <w:t xml:space="preserve"> </w:t>
+      </w:r>
+      <w:r>
+        <w:rPr>
+          <w:rFonts w:ascii="Consolas" w:hAnsi="Consolas"/>
+          <w:color w:val="D4D4D4"/>
+          <w:sz w:val="21"/>
+          <w:szCs w:val="21"/>
+        </w:rPr>
+        <w:t>*</w:t>
+      </w:r>
+      <w:r>
+        <w:rPr>
+          <w:rFonts w:ascii="Consolas" w:hAnsi="Consolas"/>
+          <w:color w:val="CCCCCC"/>
+          <w:sz w:val="21"/>
+          <w:szCs w:val="21"/>
+        </w:rPr>
+        <w:t xml:space="preserve"> </w:t>
+      </w:r>
+      <w:r>
+        <w:rPr>
+          <w:rFonts w:ascii="Consolas" w:hAnsi="Consolas"/>
+          <w:color w:val="569CD6"/>
+          <w:sz w:val="21"/>
+          <w:szCs w:val="21"/>
+        </w:rPr>
+        <w:t>H</w:t>
+      </w:r>
+      <w:r>
+        <w:rPr>
+          <w:rFonts w:ascii="Consolas" w:hAnsi="Consolas"/>
+          <w:color w:val="CCCCCC"/>
+          <w:sz w:val="21"/>
+          <w:szCs w:val="21"/>
+        </w:rPr>
+        <w:t>);</w:t>
       </w:r>
     </w:p>
     <w:p>
@@ -8170,6 +8359,7 @@
           <w:color w:val="CCCCCC"/>
           <w:sz w:val="21"/>
           <w:szCs w:val="21"/>
+          <w:lang w:val="en-US"/>
         </w:rPr>
       </w:pPr>
       <w:r>
@@ -8182,12 +8372,14 @@
         <w:t xml:space="preserve">    </w:t>
       </w:r>
       <w:proofErr w:type="spellStart"/>
+      <w:proofErr w:type="gramStart"/>
       <w:r>
         <w:rPr>
           <w:rFonts w:ascii="Consolas" w:hAnsi="Consolas"/>
           <w:color w:val="DCDCAA"/>
           <w:sz w:val="21"/>
           <w:szCs w:val="21"/>
+          <w:lang w:val="en-US"/>
         </w:rPr>
         <w:t>printf</w:t>
       </w:r>
@@ -8198,15 +8390,18 @@
           <w:color w:val="CCCCCC"/>
           <w:sz w:val="21"/>
           <w:szCs w:val="21"/>
+          <w:lang w:val="en-US"/>
         </w:rPr>
         <w:t>(</w:t>
       </w:r>
+      <w:proofErr w:type="gramEnd"/>
       <w:r>
         <w:rPr>
           <w:rFonts w:ascii="Consolas" w:hAnsi="Consolas"/>
           <w:color w:val="CE9178"/>
           <w:sz w:val="21"/>
           <w:szCs w:val="21"/>
+          <w:lang w:val="en-US"/>
         </w:rPr>
         <w:t>"----------------------</w:t>
       </w:r>
@@ -8216,6 +8411,7 @@
           <w:color w:val="D7BA7D"/>
           <w:sz w:val="21"/>
           <w:szCs w:val="21"/>
+          <w:lang w:val="en-US"/>
         </w:rPr>
         <w:t>\n</w:t>
       </w:r>
@@ -8225,6 +8421,7 @@
           <w:color w:val="CE9178"/>
           <w:sz w:val="21"/>
           <w:szCs w:val="21"/>
+          <w:lang w:val="en-US"/>
         </w:rPr>
         <w:t>"</w:t>
       </w:r>
@@ -8234,6 +8431,7 @@
           <w:color w:val="CCCCCC"/>
           <w:sz w:val="21"/>
           <w:szCs w:val="21"/>
+          <w:lang w:val="en-US"/>
         </w:rPr>
         <w:t>);</w:t>
       </w:r>
@@ -8247,16 +8445,610 @@
           <w:color w:val="CCCCCC"/>
           <w:sz w:val="21"/>
           <w:szCs w:val="21"/>
-        </w:rPr>
-      </w:pPr>
-      <w:r>
-        <w:rPr>
-          <w:rFonts w:ascii="Consolas" w:hAnsi="Consolas"/>
-          <w:color w:val="CCCCCC"/>
-          <w:sz w:val="21"/>
-          <w:szCs w:val="21"/>
+          <w:lang w:val="en-US"/>
+        </w:rPr>
+      </w:pPr>
+    </w:p>
+    <w:p>
+      <w:pPr>
+        <w:shd w:val="clear" w:color="auto" w:fill="1F1F1F"/>
+        <w:spacing w:after="0" w:line="285" w:lineRule="atLeast"/>
+        <w:rPr>
+          <w:rFonts w:ascii="Consolas" w:hAnsi="Consolas"/>
+          <w:color w:val="CCCCCC"/>
+          <w:sz w:val="21"/>
+          <w:szCs w:val="21"/>
+          <w:lang w:val="en-US"/>
+        </w:rPr>
+      </w:pPr>
+      <w:r>
+        <w:rPr>
+          <w:rFonts w:ascii="Consolas" w:hAnsi="Consolas"/>
+          <w:color w:val="CCCCCC"/>
+          <w:sz w:val="21"/>
+          <w:szCs w:val="21"/>
+          <w:lang w:val="en-US"/>
         </w:rPr>
         <w:t xml:space="preserve">    </w:t>
+      </w:r>
+      <w:proofErr w:type="gramStart"/>
+      <w:r>
+        <w:rPr>
+          <w:rFonts w:ascii="Consolas" w:hAnsi="Consolas"/>
+          <w:color w:val="9CDCFE"/>
+          <w:sz w:val="21"/>
+          <w:szCs w:val="21"/>
+          <w:lang w:val="en-US"/>
+        </w:rPr>
+        <w:t>j</w:t>
+      </w:r>
+      <w:r>
+        <w:rPr>
+          <w:rFonts w:ascii="Consolas" w:hAnsi="Consolas"/>
+          <w:color w:val="CCCCCC"/>
+          <w:sz w:val="21"/>
+          <w:szCs w:val="21"/>
+          <w:lang w:val="en-US"/>
+        </w:rPr>
+        <w:t>[</w:t>
+      </w:r>
+      <w:proofErr w:type="gramEnd"/>
+      <w:r>
+        <w:rPr>
+          <w:rFonts w:ascii="Consolas" w:hAnsi="Consolas"/>
+          <w:color w:val="B5CEA8"/>
+          <w:sz w:val="21"/>
+          <w:szCs w:val="21"/>
+          <w:lang w:val="en-US"/>
+        </w:rPr>
+        <w:t>0</w:t>
+      </w:r>
+      <w:r>
+        <w:rPr>
+          <w:rFonts w:ascii="Consolas" w:hAnsi="Consolas"/>
+          <w:color w:val="CCCCCC"/>
+          <w:sz w:val="21"/>
+          <w:szCs w:val="21"/>
+          <w:lang w:val="en-US"/>
+        </w:rPr>
+        <w:t xml:space="preserve">] </w:t>
+      </w:r>
+      <w:r>
+        <w:rPr>
+          <w:rFonts w:ascii="Consolas" w:hAnsi="Consolas"/>
+          <w:color w:val="D4D4D4"/>
+          <w:sz w:val="21"/>
+          <w:szCs w:val="21"/>
+          <w:lang w:val="en-US"/>
+        </w:rPr>
+        <w:t>=</w:t>
+      </w:r>
+      <w:r>
+        <w:rPr>
+          <w:rFonts w:ascii="Consolas" w:hAnsi="Consolas"/>
+          <w:color w:val="CCCCCC"/>
+          <w:sz w:val="21"/>
+          <w:szCs w:val="21"/>
+          <w:lang w:val="en-US"/>
+        </w:rPr>
+        <w:t xml:space="preserve"> </w:t>
+      </w:r>
+      <w:r>
+        <w:rPr>
+          <w:rFonts w:ascii="Consolas" w:hAnsi="Consolas"/>
+          <w:color w:val="569CD6"/>
+          <w:sz w:val="21"/>
+          <w:szCs w:val="21"/>
+          <w:lang w:val="en-US"/>
+        </w:rPr>
+        <w:t>C</w:t>
+      </w:r>
+      <w:r>
+        <w:rPr>
+          <w:rFonts w:ascii="Consolas" w:hAnsi="Consolas"/>
+          <w:color w:val="CCCCCC"/>
+          <w:sz w:val="21"/>
+          <w:szCs w:val="21"/>
+          <w:lang w:val="en-US"/>
+        </w:rPr>
+        <w:t>;</w:t>
+      </w:r>
+    </w:p>
+    <w:p>
+      <w:pPr>
+        <w:shd w:val="clear" w:color="auto" w:fill="1F1F1F"/>
+        <w:spacing w:after="0" w:line="285" w:lineRule="atLeast"/>
+        <w:rPr>
+          <w:rFonts w:ascii="Consolas" w:hAnsi="Consolas"/>
+          <w:color w:val="CCCCCC"/>
+          <w:sz w:val="21"/>
+          <w:szCs w:val="21"/>
+          <w:lang w:val="en-US"/>
+        </w:rPr>
+      </w:pPr>
+      <w:r>
+        <w:rPr>
+          <w:rFonts w:ascii="Consolas" w:hAnsi="Consolas"/>
+          <w:color w:val="CCCCCC"/>
+          <w:sz w:val="21"/>
+          <w:szCs w:val="21"/>
+          <w:lang w:val="en-US"/>
+        </w:rPr>
+        <w:t xml:space="preserve">    </w:t>
+      </w:r>
+      <w:proofErr w:type="gramStart"/>
+      <w:r>
+        <w:rPr>
+          <w:rFonts w:ascii="Consolas" w:hAnsi="Consolas"/>
+          <w:color w:val="C586C0"/>
+          <w:sz w:val="21"/>
+          <w:szCs w:val="21"/>
+          <w:lang w:val="en-US"/>
+        </w:rPr>
+        <w:t>for</w:t>
+      </w:r>
+      <w:proofErr w:type="gramEnd"/>
+      <w:r>
+        <w:rPr>
+          <w:rFonts w:ascii="Consolas" w:hAnsi="Consolas"/>
+          <w:color w:val="CCCCCC"/>
+          <w:sz w:val="21"/>
+          <w:szCs w:val="21"/>
+          <w:lang w:val="en-US"/>
+        </w:rPr>
+        <w:t xml:space="preserve"> (</w:t>
+      </w:r>
+      <w:proofErr w:type="spellStart"/>
+      <w:r>
+        <w:rPr>
+          <w:rFonts w:ascii="Consolas" w:hAnsi="Consolas"/>
+          <w:color w:val="569CD6"/>
+          <w:sz w:val="21"/>
+          <w:szCs w:val="21"/>
+          <w:lang w:val="en-US"/>
+        </w:rPr>
+        <w:t>int</w:t>
+      </w:r>
+      <w:proofErr w:type="spellEnd"/>
+      <w:r>
+        <w:rPr>
+          <w:rFonts w:ascii="Consolas" w:hAnsi="Consolas"/>
+          <w:color w:val="CCCCCC"/>
+          <w:sz w:val="21"/>
+          <w:szCs w:val="21"/>
+          <w:lang w:val="en-US"/>
+        </w:rPr>
+        <w:t xml:space="preserve"> </w:t>
+      </w:r>
+      <w:proofErr w:type="spellStart"/>
+      <w:r>
+        <w:rPr>
+          <w:rFonts w:ascii="Consolas" w:hAnsi="Consolas"/>
+          <w:color w:val="9CDCFE"/>
+          <w:sz w:val="21"/>
+          <w:szCs w:val="21"/>
+          <w:lang w:val="en-US"/>
+        </w:rPr>
+        <w:t>i</w:t>
+      </w:r>
+      <w:proofErr w:type="spellEnd"/>
+      <w:r>
+        <w:rPr>
+          <w:rFonts w:ascii="Consolas" w:hAnsi="Consolas"/>
+          <w:color w:val="CCCCCC"/>
+          <w:sz w:val="21"/>
+          <w:szCs w:val="21"/>
+          <w:lang w:val="en-US"/>
+        </w:rPr>
+        <w:t xml:space="preserve"> </w:t>
+      </w:r>
+      <w:r>
+        <w:rPr>
+          <w:rFonts w:ascii="Consolas" w:hAnsi="Consolas"/>
+          <w:color w:val="D4D4D4"/>
+          <w:sz w:val="21"/>
+          <w:szCs w:val="21"/>
+          <w:lang w:val="en-US"/>
+        </w:rPr>
+        <w:t>=</w:t>
+      </w:r>
+      <w:r>
+        <w:rPr>
+          <w:rFonts w:ascii="Consolas" w:hAnsi="Consolas"/>
+          <w:color w:val="CCCCCC"/>
+          <w:sz w:val="21"/>
+          <w:szCs w:val="21"/>
+          <w:lang w:val="en-US"/>
+        </w:rPr>
+        <w:t xml:space="preserve"> </w:t>
+      </w:r>
+      <w:r>
+        <w:rPr>
+          <w:rFonts w:ascii="Consolas" w:hAnsi="Consolas"/>
+          <w:color w:val="B5CEA8"/>
+          <w:sz w:val="21"/>
+          <w:szCs w:val="21"/>
+          <w:lang w:val="en-US"/>
+        </w:rPr>
+        <w:t>0</w:t>
+      </w:r>
+      <w:r>
+        <w:rPr>
+          <w:rFonts w:ascii="Consolas" w:hAnsi="Consolas"/>
+          <w:color w:val="CCCCCC"/>
+          <w:sz w:val="21"/>
+          <w:szCs w:val="21"/>
+          <w:lang w:val="en-US"/>
+        </w:rPr>
+        <w:t xml:space="preserve">; </w:t>
+      </w:r>
+      <w:proofErr w:type="spellStart"/>
+      <w:r>
+        <w:rPr>
+          <w:rFonts w:ascii="Consolas" w:hAnsi="Consolas"/>
+          <w:color w:val="9CDCFE"/>
+          <w:sz w:val="21"/>
+          <w:szCs w:val="21"/>
+          <w:lang w:val="en-US"/>
+        </w:rPr>
+        <w:t>i</w:t>
+      </w:r>
+      <w:proofErr w:type="spellEnd"/>
+      <w:r>
+        <w:rPr>
+          <w:rFonts w:ascii="Consolas" w:hAnsi="Consolas"/>
+          <w:color w:val="CCCCCC"/>
+          <w:sz w:val="21"/>
+          <w:szCs w:val="21"/>
+          <w:lang w:val="en-US"/>
+        </w:rPr>
+        <w:t xml:space="preserve"> </w:t>
+      </w:r>
+      <w:r>
+        <w:rPr>
+          <w:rFonts w:ascii="Consolas" w:hAnsi="Consolas"/>
+          <w:color w:val="D4D4D4"/>
+          <w:sz w:val="21"/>
+          <w:szCs w:val="21"/>
+          <w:lang w:val="en-US"/>
+        </w:rPr>
+        <w:t>&lt;</w:t>
+      </w:r>
+      <w:r>
+        <w:rPr>
+          <w:rFonts w:ascii="Consolas" w:hAnsi="Consolas"/>
+          <w:color w:val="CCCCCC"/>
+          <w:sz w:val="21"/>
+          <w:szCs w:val="21"/>
+          <w:lang w:val="en-US"/>
+        </w:rPr>
+        <w:t xml:space="preserve"> </w:t>
+      </w:r>
+      <w:r>
+        <w:rPr>
+          <w:rFonts w:ascii="Consolas" w:hAnsi="Consolas"/>
+          <w:color w:val="B5CEA8"/>
+          <w:sz w:val="21"/>
+          <w:szCs w:val="21"/>
+          <w:lang w:val="en-US"/>
+        </w:rPr>
+        <w:t>16</w:t>
+      </w:r>
+      <w:r>
+        <w:rPr>
+          <w:rFonts w:ascii="Consolas" w:hAnsi="Consolas"/>
+          <w:color w:val="CCCCCC"/>
+          <w:sz w:val="21"/>
+          <w:szCs w:val="21"/>
+          <w:lang w:val="en-US"/>
+        </w:rPr>
+        <w:t xml:space="preserve">; </w:t>
+      </w:r>
+      <w:proofErr w:type="spellStart"/>
+      <w:r>
+        <w:rPr>
+          <w:rFonts w:ascii="Consolas" w:hAnsi="Consolas"/>
+          <w:color w:val="9CDCFE"/>
+          <w:sz w:val="21"/>
+          <w:szCs w:val="21"/>
+          <w:lang w:val="en-US"/>
+        </w:rPr>
+        <w:t>i</w:t>
+      </w:r>
+      <w:proofErr w:type="spellEnd"/>
+      <w:r>
+        <w:rPr>
+          <w:rFonts w:ascii="Consolas" w:hAnsi="Consolas"/>
+          <w:color w:val="D4D4D4"/>
+          <w:sz w:val="21"/>
+          <w:szCs w:val="21"/>
+          <w:lang w:val="en-US"/>
+        </w:rPr>
+        <w:t>++</w:t>
+      </w:r>
+      <w:r>
+        <w:rPr>
+          <w:rFonts w:ascii="Consolas" w:hAnsi="Consolas"/>
+          <w:color w:val="CCCCCC"/>
+          <w:sz w:val="21"/>
+          <w:szCs w:val="21"/>
+          <w:lang w:val="en-US"/>
+        </w:rPr>
+        <w:t>) {</w:t>
+      </w:r>
+    </w:p>
+    <w:p>
+      <w:pPr>
+        <w:shd w:val="clear" w:color="auto" w:fill="1F1F1F"/>
+        <w:spacing w:after="0" w:line="285" w:lineRule="atLeast"/>
+        <w:rPr>
+          <w:rFonts w:ascii="Consolas" w:hAnsi="Consolas"/>
+          <w:color w:val="CCCCCC"/>
+          <w:sz w:val="21"/>
+          <w:szCs w:val="21"/>
+          <w:lang w:val="en-US"/>
+        </w:rPr>
+      </w:pPr>
+      <w:r>
+        <w:rPr>
+          <w:rFonts w:ascii="Consolas" w:hAnsi="Consolas"/>
+          <w:color w:val="CCCCCC"/>
+          <w:sz w:val="21"/>
+          <w:szCs w:val="21"/>
+          <w:lang w:val="en-US"/>
+        </w:rPr>
+        <w:t xml:space="preserve">        </w:t>
+      </w:r>
+      <w:proofErr w:type="gramStart"/>
+      <w:r>
+        <w:rPr>
+          <w:rFonts w:ascii="Consolas" w:hAnsi="Consolas"/>
+          <w:color w:val="9CDCFE"/>
+          <w:sz w:val="21"/>
+          <w:szCs w:val="21"/>
+          <w:lang w:val="en-US"/>
+        </w:rPr>
+        <w:t>rounded</w:t>
+      </w:r>
+      <w:r>
+        <w:rPr>
+          <w:rFonts w:ascii="Consolas" w:hAnsi="Consolas"/>
+          <w:color w:val="CCCCCC"/>
+          <w:sz w:val="21"/>
+          <w:szCs w:val="21"/>
+          <w:lang w:val="en-US"/>
+        </w:rPr>
+        <w:t>[</w:t>
+      </w:r>
+      <w:proofErr w:type="spellStart"/>
+      <w:proofErr w:type="gramEnd"/>
+      <w:r>
+        <w:rPr>
+          <w:rFonts w:ascii="Consolas" w:hAnsi="Consolas"/>
+          <w:color w:val="9CDCFE"/>
+          <w:sz w:val="21"/>
+          <w:szCs w:val="21"/>
+          <w:lang w:val="en-US"/>
+        </w:rPr>
+        <w:t>i</w:t>
+      </w:r>
+      <w:proofErr w:type="spellEnd"/>
+      <w:r>
+        <w:rPr>
+          <w:rFonts w:ascii="Consolas" w:hAnsi="Consolas"/>
+          <w:color w:val="CCCCCC"/>
+          <w:sz w:val="21"/>
+          <w:szCs w:val="21"/>
+          <w:lang w:val="en-US"/>
+        </w:rPr>
+        <w:t xml:space="preserve">] </w:t>
+      </w:r>
+      <w:r>
+        <w:rPr>
+          <w:rFonts w:ascii="Consolas" w:hAnsi="Consolas"/>
+          <w:color w:val="D4D4D4"/>
+          <w:sz w:val="21"/>
+          <w:szCs w:val="21"/>
+          <w:lang w:val="en-US"/>
+        </w:rPr>
+        <w:t>=</w:t>
+      </w:r>
+      <w:r>
+        <w:rPr>
+          <w:rFonts w:ascii="Consolas" w:hAnsi="Consolas"/>
+          <w:color w:val="CCCCCC"/>
+          <w:sz w:val="21"/>
+          <w:szCs w:val="21"/>
+          <w:lang w:val="en-US"/>
+        </w:rPr>
+        <w:t xml:space="preserve"> </w:t>
+      </w:r>
+      <w:r>
+        <w:rPr>
+          <w:rFonts w:ascii="Consolas" w:hAnsi="Consolas"/>
+          <w:color w:val="DCDCAA"/>
+          <w:sz w:val="21"/>
+          <w:szCs w:val="21"/>
+          <w:lang w:val="en-US"/>
+        </w:rPr>
+        <w:t>round</w:t>
+      </w:r>
+      <w:r>
+        <w:rPr>
+          <w:rFonts w:ascii="Consolas" w:hAnsi="Consolas"/>
+          <w:color w:val="CCCCCC"/>
+          <w:sz w:val="21"/>
+          <w:szCs w:val="21"/>
+          <w:lang w:val="en-US"/>
+        </w:rPr>
+        <w:t>(</w:t>
+      </w:r>
+      <w:proofErr w:type="spellStart"/>
+      <w:r>
+        <w:rPr>
+          <w:rFonts w:ascii="Consolas" w:hAnsi="Consolas"/>
+          <w:color w:val="DCDCAA"/>
+          <w:sz w:val="21"/>
+          <w:szCs w:val="21"/>
+          <w:lang w:val="en-US"/>
+        </w:rPr>
+        <w:t>func</w:t>
+      </w:r>
+      <w:proofErr w:type="spellEnd"/>
+      <w:r>
+        <w:rPr>
+          <w:rFonts w:ascii="Consolas" w:hAnsi="Consolas"/>
+          <w:color w:val="CCCCCC"/>
+          <w:sz w:val="21"/>
+          <w:szCs w:val="21"/>
+          <w:lang w:val="en-US"/>
+        </w:rPr>
+        <w:t>(</w:t>
+      </w:r>
+      <w:r>
+        <w:rPr>
+          <w:rFonts w:ascii="Consolas" w:hAnsi="Consolas"/>
+          <w:color w:val="9CDCFE"/>
+          <w:sz w:val="21"/>
+          <w:szCs w:val="21"/>
+          <w:lang w:val="en-US"/>
+        </w:rPr>
+        <w:t>j</w:t>
+      </w:r>
+      <w:r>
+        <w:rPr>
+          <w:rFonts w:ascii="Consolas" w:hAnsi="Consolas"/>
+          <w:color w:val="CCCCCC"/>
+          <w:sz w:val="21"/>
+          <w:szCs w:val="21"/>
+          <w:lang w:val="en-US"/>
+        </w:rPr>
+        <w:t>[</w:t>
+      </w:r>
+      <w:proofErr w:type="spellStart"/>
+      <w:r>
+        <w:rPr>
+          <w:rFonts w:ascii="Consolas" w:hAnsi="Consolas"/>
+          <w:color w:val="9CDCFE"/>
+          <w:sz w:val="21"/>
+          <w:szCs w:val="21"/>
+          <w:lang w:val="en-US"/>
+        </w:rPr>
+        <w:t>i</w:t>
+      </w:r>
+      <w:proofErr w:type="spellEnd"/>
+      <w:r>
+        <w:rPr>
+          <w:rFonts w:ascii="Consolas" w:hAnsi="Consolas"/>
+          <w:color w:val="CCCCCC"/>
+          <w:sz w:val="21"/>
+          <w:szCs w:val="21"/>
+          <w:lang w:val="en-US"/>
+        </w:rPr>
+        <w:t xml:space="preserve">]) </w:t>
+      </w:r>
+      <w:r>
+        <w:rPr>
+          <w:rFonts w:ascii="Consolas" w:hAnsi="Consolas"/>
+          <w:color w:val="D4D4D4"/>
+          <w:sz w:val="21"/>
+          <w:szCs w:val="21"/>
+          <w:lang w:val="en-US"/>
+        </w:rPr>
+        <w:t>*</w:t>
+      </w:r>
+      <w:r>
+        <w:rPr>
+          <w:rFonts w:ascii="Consolas" w:hAnsi="Consolas"/>
+          <w:color w:val="CCCCCC"/>
+          <w:sz w:val="21"/>
+          <w:szCs w:val="21"/>
+          <w:lang w:val="en-US"/>
+        </w:rPr>
+        <w:t xml:space="preserve"> </w:t>
+      </w:r>
+      <w:r>
+        <w:rPr>
+          <w:rFonts w:ascii="Consolas" w:hAnsi="Consolas"/>
+          <w:color w:val="B5CEA8"/>
+          <w:sz w:val="21"/>
+          <w:szCs w:val="21"/>
+          <w:lang w:val="en-US"/>
+        </w:rPr>
+        <w:t>10000</w:t>
+      </w:r>
+      <w:r>
+        <w:rPr>
+          <w:rFonts w:ascii="Consolas" w:hAnsi="Consolas"/>
+          <w:color w:val="CCCCCC"/>
+          <w:sz w:val="21"/>
+          <w:szCs w:val="21"/>
+          <w:lang w:val="en-US"/>
+        </w:rPr>
+        <w:t xml:space="preserve">) </w:t>
+      </w:r>
+      <w:r>
+        <w:rPr>
+          <w:rFonts w:ascii="Consolas" w:hAnsi="Consolas"/>
+          <w:color w:val="D4D4D4"/>
+          <w:sz w:val="21"/>
+          <w:szCs w:val="21"/>
+          <w:lang w:val="en-US"/>
+        </w:rPr>
+        <w:t>/</w:t>
+      </w:r>
+      <w:r>
+        <w:rPr>
+          <w:rFonts w:ascii="Consolas" w:hAnsi="Consolas"/>
+          <w:color w:val="CCCCCC"/>
+          <w:sz w:val="21"/>
+          <w:szCs w:val="21"/>
+          <w:lang w:val="en-US"/>
+        </w:rPr>
+        <w:t xml:space="preserve"> </w:t>
+      </w:r>
+      <w:r>
+        <w:rPr>
+          <w:rFonts w:ascii="Consolas" w:hAnsi="Consolas"/>
+          <w:color w:val="B5CEA8"/>
+          <w:sz w:val="21"/>
+          <w:szCs w:val="21"/>
+          <w:lang w:val="en-US"/>
+        </w:rPr>
+        <w:t>10000.0</w:t>
+      </w:r>
+      <w:r>
+        <w:rPr>
+          <w:rFonts w:ascii="Consolas" w:hAnsi="Consolas"/>
+          <w:color w:val="CCCCCC"/>
+          <w:sz w:val="21"/>
+          <w:szCs w:val="21"/>
+          <w:lang w:val="en-US"/>
+        </w:rPr>
+        <w:t>;</w:t>
+      </w:r>
+    </w:p>
+    <w:p>
+      <w:pPr>
+        <w:shd w:val="clear" w:color="auto" w:fill="1F1F1F"/>
+        <w:spacing w:after="0" w:line="285" w:lineRule="atLeast"/>
+        <w:rPr>
+          <w:rFonts w:ascii="Consolas" w:hAnsi="Consolas"/>
+          <w:color w:val="CCCCCC"/>
+          <w:sz w:val="21"/>
+          <w:szCs w:val="21"/>
+          <w:lang w:val="en-US"/>
+        </w:rPr>
+      </w:pPr>
+      <w:r>
+        <w:rPr>
+          <w:rFonts w:ascii="Consolas" w:hAnsi="Consolas"/>
+          <w:color w:val="CCCCCC"/>
+          <w:sz w:val="21"/>
+          <w:szCs w:val="21"/>
+          <w:lang w:val="en-US"/>
+        </w:rPr>
+        <w:t xml:space="preserve">        </w:t>
       </w:r>
       <w:proofErr w:type="spellStart"/>
       <w:proofErr w:type="gramStart"/>
@@ -8266,6 +9058,7 @@
           <w:color w:val="DCDCAA"/>
           <w:sz w:val="21"/>
           <w:szCs w:val="21"/>
+          <w:lang w:val="en-US"/>
         </w:rPr>
         <w:t>printf</w:t>
       </w:r>
@@ -8276,6 +9069,7 @@
           <w:color w:val="CCCCCC"/>
           <w:sz w:val="21"/>
           <w:szCs w:val="21"/>
+          <w:lang w:val="en-US"/>
         </w:rPr>
         <w:t>(</w:t>
       </w:r>
@@ -8286,8 +9080,9 @@
           <w:color w:val="CE9178"/>
           <w:sz w:val="21"/>
           <w:szCs w:val="21"/>
-        </w:rPr>
-        <w:t xml:space="preserve">"Значения функции с шагом h = </w:t>
+          <w:lang w:val="en-US"/>
+        </w:rPr>
+        <w:t xml:space="preserve">"| </w:t>
       </w:r>
       <w:r>
         <w:rPr>
@@ -8295,8 +9090,9 @@
           <w:color w:val="9CDCFE"/>
           <w:sz w:val="21"/>
           <w:szCs w:val="21"/>
-        </w:rPr>
-        <w:t>%f</w:t>
+          <w:lang w:val="en-US"/>
+        </w:rPr>
+        <w:t>%7.4f</w:t>
       </w:r>
       <w:r>
         <w:rPr>
@@ -8304,8 +9100,9 @@
           <w:color w:val="CE9178"/>
           <w:sz w:val="21"/>
           <w:szCs w:val="21"/>
-        </w:rPr>
-        <w:t xml:space="preserve"> на интервале [</w:t>
+          <w:lang w:val="en-US"/>
+        </w:rPr>
+        <w:t xml:space="preserve"> | </w:t>
       </w:r>
       <w:r>
         <w:rPr>
@@ -8313,8 +9110,9 @@
           <w:color w:val="9CDCFE"/>
           <w:sz w:val="21"/>
           <w:szCs w:val="21"/>
-        </w:rPr>
-        <w:t>%d</w:t>
+          <w:lang w:val="en-US"/>
+        </w:rPr>
+        <w:t>%8.4f</w:t>
       </w:r>
       <w:r>
         <w:rPr>
@@ -8322,6 +9120,37 @@
           <w:color w:val="CE9178"/>
           <w:sz w:val="21"/>
           <w:szCs w:val="21"/>
+          <w:lang w:val="en-US"/>
+        </w:rPr>
+        <w:t xml:space="preserve"> | </w:t>
+      </w:r>
+      <w:r>
+        <w:rPr>
+          <w:rFonts w:ascii="Consolas" w:hAnsi="Consolas"/>
+          <w:color w:val="D7BA7D"/>
+          <w:sz w:val="21"/>
+          <w:szCs w:val="21"/>
+          <w:lang w:val="en-US"/>
+        </w:rPr>
+        <w:t>\n</w:t>
+      </w:r>
+      <w:r>
+        <w:rPr>
+          <w:rFonts w:ascii="Consolas" w:hAnsi="Consolas"/>
+          <w:color w:val="CE9178"/>
+          <w:sz w:val="21"/>
+          <w:szCs w:val="21"/>
+          <w:lang w:val="en-US"/>
+        </w:rPr>
+        <w:t>"</w:t>
+      </w:r>
+      <w:r>
+        <w:rPr>
+          <w:rFonts w:ascii="Consolas" w:hAnsi="Consolas"/>
+          <w:color w:val="CCCCCC"/>
+          <w:sz w:val="21"/>
+          <w:szCs w:val="21"/>
+          <w:lang w:val="en-US"/>
         </w:rPr>
         <w:t xml:space="preserve">, </w:t>
       </w:r>
@@ -8331,170 +9160,83 @@
           <w:color w:val="9CDCFE"/>
           <w:sz w:val="21"/>
           <w:szCs w:val="21"/>
-        </w:rPr>
-        <w:t>%.4f</w:t>
-      </w:r>
-      <w:r>
-        <w:rPr>
-          <w:rFonts w:ascii="Consolas" w:hAnsi="Consolas"/>
-          <w:color w:val="CE9178"/>
-          <w:sz w:val="21"/>
-          <w:szCs w:val="21"/>
-        </w:rPr>
-        <w:t>]</w:t>
-      </w:r>
-      <w:r>
-        <w:rPr>
-          <w:rFonts w:ascii="Consolas" w:hAnsi="Consolas"/>
-          <w:color w:val="D7BA7D"/>
-          <w:sz w:val="21"/>
-          <w:szCs w:val="21"/>
-        </w:rPr>
-        <w:t>\n</w:t>
-      </w:r>
-      <w:r>
-        <w:rPr>
-          <w:rFonts w:ascii="Consolas" w:hAnsi="Consolas"/>
-          <w:color w:val="CE9178"/>
-          <w:sz w:val="21"/>
-          <w:szCs w:val="21"/>
-        </w:rPr>
-        <w:t>"</w:t>
-      </w:r>
-      <w:r>
-        <w:rPr>
-          <w:rFonts w:ascii="Consolas" w:hAnsi="Consolas"/>
-          <w:color w:val="CCCCCC"/>
-          <w:sz w:val="21"/>
-          <w:szCs w:val="21"/>
-        </w:rPr>
-        <w:t xml:space="preserve">, </w:t>
-      </w:r>
-      <w:r>
-        <w:rPr>
-          <w:rFonts w:ascii="Consolas" w:hAnsi="Consolas"/>
-          <w:color w:val="569CD6"/>
-          <w:sz w:val="21"/>
-          <w:szCs w:val="21"/>
-        </w:rPr>
-        <w:t>H</w:t>
-      </w:r>
-      <w:r>
-        <w:rPr>
-          <w:rFonts w:ascii="Consolas" w:hAnsi="Consolas"/>
-          <w:color w:val="CCCCCC"/>
-          <w:sz w:val="21"/>
-          <w:szCs w:val="21"/>
-        </w:rPr>
-        <w:t xml:space="preserve">, </w:t>
-      </w:r>
-      <w:r>
-        <w:rPr>
-          <w:rFonts w:ascii="Consolas" w:hAnsi="Consolas"/>
-          <w:color w:val="569CD6"/>
-          <w:sz w:val="21"/>
-          <w:szCs w:val="21"/>
-        </w:rPr>
-        <w:t>C</w:t>
-      </w:r>
-      <w:r>
-        <w:rPr>
-          <w:rFonts w:ascii="Consolas" w:hAnsi="Consolas"/>
-          <w:color w:val="CCCCCC"/>
-          <w:sz w:val="21"/>
-          <w:szCs w:val="21"/>
-        </w:rPr>
-        <w:t xml:space="preserve">, </w:t>
-      </w:r>
-      <w:r>
-        <w:rPr>
-          <w:rFonts w:ascii="Consolas" w:hAnsi="Consolas"/>
-          <w:color w:val="569CD6"/>
-          <w:sz w:val="21"/>
-          <w:szCs w:val="21"/>
-        </w:rPr>
-        <w:t>C</w:t>
-      </w:r>
-      <w:r>
-        <w:rPr>
-          <w:rFonts w:ascii="Consolas" w:hAnsi="Consolas"/>
-          <w:color w:val="CCCCCC"/>
-          <w:sz w:val="21"/>
-          <w:szCs w:val="21"/>
-        </w:rPr>
-        <w:t xml:space="preserve"> </w:t>
-      </w:r>
-      <w:r>
-        <w:rPr>
-          <w:rFonts w:ascii="Consolas" w:hAnsi="Consolas"/>
-          <w:color w:val="D4D4D4"/>
-          <w:sz w:val="21"/>
-          <w:szCs w:val="21"/>
-        </w:rPr>
-        <w:t>+</w:t>
-      </w:r>
-      <w:r>
-        <w:rPr>
-          <w:rFonts w:ascii="Consolas" w:hAnsi="Consolas"/>
-          <w:color w:val="CCCCCC"/>
-          <w:sz w:val="21"/>
-          <w:szCs w:val="21"/>
-        </w:rPr>
-        <w:t xml:space="preserve"> </w:t>
-      </w:r>
-      <w:r>
-        <w:rPr>
-          <w:rFonts w:ascii="Consolas" w:hAnsi="Consolas"/>
-          <w:color w:val="B5CEA8"/>
-          <w:sz w:val="21"/>
-          <w:szCs w:val="21"/>
-        </w:rPr>
-        <w:t>15</w:t>
-      </w:r>
-      <w:r>
-        <w:rPr>
-          <w:rFonts w:ascii="Consolas" w:hAnsi="Consolas"/>
-          <w:color w:val="CCCCCC"/>
-          <w:sz w:val="21"/>
-          <w:szCs w:val="21"/>
-        </w:rPr>
-        <w:t xml:space="preserve"> </w:t>
-      </w:r>
-      <w:r>
-        <w:rPr>
-          <w:rFonts w:ascii="Consolas" w:hAnsi="Consolas"/>
-          <w:color w:val="D4D4D4"/>
-          <w:sz w:val="21"/>
-          <w:szCs w:val="21"/>
-        </w:rPr>
-        <w:t>*</w:t>
-      </w:r>
-      <w:r>
-        <w:rPr>
-          <w:rFonts w:ascii="Consolas" w:hAnsi="Consolas"/>
-          <w:color w:val="CCCCCC"/>
-          <w:sz w:val="21"/>
-          <w:szCs w:val="21"/>
-        </w:rPr>
-        <w:t xml:space="preserve"> </w:t>
-      </w:r>
-      <w:r>
-        <w:rPr>
-          <w:rFonts w:ascii="Consolas" w:hAnsi="Consolas"/>
-          <w:color w:val="569CD6"/>
-          <w:sz w:val="21"/>
-          <w:szCs w:val="21"/>
-        </w:rPr>
-        <w:t>H</w:t>
-      </w:r>
-      <w:r>
-        <w:rPr>
-          <w:rFonts w:ascii="Consolas" w:hAnsi="Consolas"/>
-          <w:color w:val="CCCCCC"/>
-          <w:sz w:val="21"/>
-          <w:szCs w:val="21"/>
-        </w:rPr>
-        <w:t>);</w:t>
+          <w:lang w:val="en-US"/>
+        </w:rPr>
+        <w:t>j</w:t>
+      </w:r>
+      <w:r>
+        <w:rPr>
+          <w:rFonts w:ascii="Consolas" w:hAnsi="Consolas"/>
+          <w:color w:val="CCCCCC"/>
+          <w:sz w:val="21"/>
+          <w:szCs w:val="21"/>
+          <w:lang w:val="en-US"/>
+        </w:rPr>
+        <w:t>[</w:t>
+      </w:r>
+      <w:proofErr w:type="spellStart"/>
+      <w:r>
+        <w:rPr>
+          <w:rFonts w:ascii="Consolas" w:hAnsi="Consolas"/>
+          <w:color w:val="9CDCFE"/>
+          <w:sz w:val="21"/>
+          <w:szCs w:val="21"/>
+          <w:lang w:val="en-US"/>
+        </w:rPr>
+        <w:t>i</w:t>
+      </w:r>
+      <w:proofErr w:type="spellEnd"/>
+      <w:r>
+        <w:rPr>
+          <w:rFonts w:ascii="Consolas" w:hAnsi="Consolas"/>
+          <w:color w:val="CCCCCC"/>
+          <w:sz w:val="21"/>
+          <w:szCs w:val="21"/>
+          <w:lang w:val="en-US"/>
+        </w:rPr>
+        <w:t xml:space="preserve">], </w:t>
+      </w:r>
+      <w:r>
+        <w:rPr>
+          <w:rFonts w:ascii="Consolas" w:hAnsi="Consolas"/>
+          <w:color w:val="9CDCFE"/>
+          <w:sz w:val="21"/>
+          <w:szCs w:val="21"/>
+          <w:lang w:val="en-US"/>
+        </w:rPr>
+        <w:t>rounded</w:t>
+      </w:r>
+      <w:r>
+        <w:rPr>
+          <w:rFonts w:ascii="Consolas" w:hAnsi="Consolas"/>
+          <w:color w:val="CCCCCC"/>
+          <w:sz w:val="21"/>
+          <w:szCs w:val="21"/>
+          <w:lang w:val="en-US"/>
+        </w:rPr>
+        <w:t>[</w:t>
+      </w:r>
+      <w:proofErr w:type="spellStart"/>
+      <w:r>
+        <w:rPr>
+          <w:rFonts w:ascii="Consolas" w:hAnsi="Consolas"/>
+          <w:color w:val="9CDCFE"/>
+          <w:sz w:val="21"/>
+          <w:szCs w:val="21"/>
+          <w:lang w:val="en-US"/>
+        </w:rPr>
+        <w:t>i</w:t>
+      </w:r>
+      <w:proofErr w:type="spellEnd"/>
+      <w:r>
+        <w:rPr>
+          <w:rFonts w:ascii="Consolas" w:hAnsi="Consolas"/>
+          <w:color w:val="CCCCCC"/>
+          <w:sz w:val="21"/>
+          <w:szCs w:val="21"/>
+          <w:lang w:val="en-US"/>
+        </w:rPr>
+        <w:t>]);</w:t>
       </w:r>
     </w:p>
     <w:p>
@@ -8515,6 +9257,239 @@
           <w:color w:val="CCCCCC"/>
           <w:sz w:val="21"/>
           <w:szCs w:val="21"/>
+          <w:lang w:val="en-US"/>
+        </w:rPr>
+        <w:t xml:space="preserve">        </w:t>
+      </w:r>
+      <w:proofErr w:type="gramStart"/>
+      <w:r>
+        <w:rPr>
+          <w:rFonts w:ascii="Consolas" w:hAnsi="Consolas"/>
+          <w:color w:val="9CDCFE"/>
+          <w:sz w:val="21"/>
+          <w:szCs w:val="21"/>
+          <w:lang w:val="en-US"/>
+        </w:rPr>
+        <w:t>j</w:t>
+      </w:r>
+      <w:r>
+        <w:rPr>
+          <w:rFonts w:ascii="Consolas" w:hAnsi="Consolas"/>
+          <w:color w:val="CCCCCC"/>
+          <w:sz w:val="21"/>
+          <w:szCs w:val="21"/>
+          <w:lang w:val="en-US"/>
+        </w:rPr>
+        <w:t>[</w:t>
+      </w:r>
+      <w:proofErr w:type="spellStart"/>
+      <w:proofErr w:type="gramEnd"/>
+      <w:r>
+        <w:rPr>
+          <w:rFonts w:ascii="Consolas" w:hAnsi="Consolas"/>
+          <w:color w:val="9CDCFE"/>
+          <w:sz w:val="21"/>
+          <w:szCs w:val="21"/>
+          <w:lang w:val="en-US"/>
+        </w:rPr>
+        <w:t>i</w:t>
+      </w:r>
+      <w:proofErr w:type="spellEnd"/>
+      <w:r>
+        <w:rPr>
+          <w:rFonts w:ascii="Consolas" w:hAnsi="Consolas"/>
+          <w:color w:val="CCCCCC"/>
+          <w:sz w:val="21"/>
+          <w:szCs w:val="21"/>
+          <w:lang w:val="en-US"/>
+        </w:rPr>
+        <w:t xml:space="preserve"> </w:t>
+      </w:r>
+      <w:r>
+        <w:rPr>
+          <w:rFonts w:ascii="Consolas" w:hAnsi="Consolas"/>
+          <w:color w:val="D4D4D4"/>
+          <w:sz w:val="21"/>
+          <w:szCs w:val="21"/>
+          <w:lang w:val="en-US"/>
+        </w:rPr>
+        <w:t>+</w:t>
+      </w:r>
+      <w:r>
+        <w:rPr>
+          <w:rFonts w:ascii="Consolas" w:hAnsi="Consolas"/>
+          <w:color w:val="CCCCCC"/>
+          <w:sz w:val="21"/>
+          <w:szCs w:val="21"/>
+          <w:lang w:val="en-US"/>
+        </w:rPr>
+        <w:t xml:space="preserve"> </w:t>
+      </w:r>
+      <w:r>
+        <w:rPr>
+          <w:rFonts w:ascii="Consolas" w:hAnsi="Consolas"/>
+          <w:color w:val="B5CEA8"/>
+          <w:sz w:val="21"/>
+          <w:szCs w:val="21"/>
+          <w:lang w:val="en-US"/>
+        </w:rPr>
+        <w:t>1</w:t>
+      </w:r>
+      <w:r>
+        <w:rPr>
+          <w:rFonts w:ascii="Consolas" w:hAnsi="Consolas"/>
+          <w:color w:val="CCCCCC"/>
+          <w:sz w:val="21"/>
+          <w:szCs w:val="21"/>
+          <w:lang w:val="en-US"/>
+        </w:rPr>
+        <w:t xml:space="preserve">] </w:t>
+      </w:r>
+      <w:r>
+        <w:rPr>
+          <w:rFonts w:ascii="Consolas" w:hAnsi="Consolas"/>
+          <w:color w:val="D4D4D4"/>
+          <w:sz w:val="21"/>
+          <w:szCs w:val="21"/>
+          <w:lang w:val="en-US"/>
+        </w:rPr>
+        <w:t>=</w:t>
+      </w:r>
+      <w:r>
+        <w:rPr>
+          <w:rFonts w:ascii="Consolas" w:hAnsi="Consolas"/>
+          <w:color w:val="CCCCCC"/>
+          <w:sz w:val="21"/>
+          <w:szCs w:val="21"/>
+          <w:lang w:val="en-US"/>
+        </w:rPr>
+        <w:t xml:space="preserve"> </w:t>
+      </w:r>
+      <w:r>
+        <w:rPr>
+          <w:rFonts w:ascii="Consolas" w:hAnsi="Consolas"/>
+          <w:color w:val="9CDCFE"/>
+          <w:sz w:val="21"/>
+          <w:szCs w:val="21"/>
+          <w:lang w:val="en-US"/>
+        </w:rPr>
+        <w:t>j</w:t>
+      </w:r>
+      <w:r>
+        <w:rPr>
+          <w:rFonts w:ascii="Consolas" w:hAnsi="Consolas"/>
+          <w:color w:val="CCCCCC"/>
+          <w:sz w:val="21"/>
+          <w:szCs w:val="21"/>
+          <w:lang w:val="en-US"/>
+        </w:rPr>
+        <w:t>[</w:t>
+      </w:r>
+      <w:proofErr w:type="spellStart"/>
+      <w:r>
+        <w:rPr>
+          <w:rFonts w:ascii="Consolas" w:hAnsi="Consolas"/>
+          <w:color w:val="9CDCFE"/>
+          <w:sz w:val="21"/>
+          <w:szCs w:val="21"/>
+          <w:lang w:val="en-US"/>
+        </w:rPr>
+        <w:t>i</w:t>
+      </w:r>
+      <w:proofErr w:type="spellEnd"/>
+      <w:r>
+        <w:rPr>
+          <w:rFonts w:ascii="Consolas" w:hAnsi="Consolas"/>
+          <w:color w:val="CCCCCC"/>
+          <w:sz w:val="21"/>
+          <w:szCs w:val="21"/>
+          <w:lang w:val="en-US"/>
+        </w:rPr>
+        <w:t xml:space="preserve">] </w:t>
+      </w:r>
+      <w:r>
+        <w:rPr>
+          <w:rFonts w:ascii="Consolas" w:hAnsi="Consolas"/>
+          <w:color w:val="D4D4D4"/>
+          <w:sz w:val="21"/>
+          <w:szCs w:val="21"/>
+          <w:lang w:val="en-US"/>
+        </w:rPr>
+        <w:t>+</w:t>
+      </w:r>
+      <w:r>
+        <w:rPr>
+          <w:rFonts w:ascii="Consolas" w:hAnsi="Consolas"/>
+          <w:color w:val="CCCCCC"/>
+          <w:sz w:val="21"/>
+          <w:szCs w:val="21"/>
+          <w:lang w:val="en-US"/>
+        </w:rPr>
+        <w:t xml:space="preserve"> </w:t>
+      </w:r>
+      <w:r>
+        <w:rPr>
+          <w:rFonts w:ascii="Consolas" w:hAnsi="Consolas"/>
+          <w:color w:val="569CD6"/>
+          <w:sz w:val="21"/>
+          <w:szCs w:val="21"/>
+          <w:lang w:val="en-US"/>
+        </w:rPr>
+        <w:t>H</w:t>
+      </w:r>
+      <w:r>
+        <w:rPr>
+          <w:rFonts w:ascii="Consolas" w:hAnsi="Consolas"/>
+          <w:color w:val="CCCCCC"/>
+          <w:sz w:val="21"/>
+          <w:szCs w:val="21"/>
+          <w:lang w:val="en-US"/>
+        </w:rPr>
+        <w:t>;</w:t>
+      </w:r>
+    </w:p>
+    <w:p>
+      <w:pPr>
+        <w:shd w:val="clear" w:color="auto" w:fill="1F1F1F"/>
+        <w:spacing w:after="0" w:line="285" w:lineRule="atLeast"/>
+        <w:rPr>
+          <w:rFonts w:ascii="Consolas" w:hAnsi="Consolas"/>
+          <w:color w:val="CCCCCC"/>
+          <w:sz w:val="21"/>
+          <w:szCs w:val="21"/>
+          <w:lang w:val="en-US"/>
+        </w:rPr>
+      </w:pPr>
+      <w:r>
+        <w:rPr>
+          <w:rFonts w:ascii="Consolas" w:hAnsi="Consolas"/>
+          <w:color w:val="CCCCCC"/>
+          <w:sz w:val="21"/>
+          <w:szCs w:val="21"/>
+          <w:lang w:val="en-US"/>
+        </w:rPr>
+        <w:t>    }</w:t>
+      </w:r>
+    </w:p>
+    <w:p>
+      <w:pPr>
+        <w:shd w:val="clear" w:color="auto" w:fill="1F1F1F"/>
+        <w:spacing w:after="0" w:line="285" w:lineRule="atLeast"/>
+        <w:rPr>
+          <w:rFonts w:ascii="Consolas" w:hAnsi="Consolas"/>
+          <w:color w:val="CCCCCC"/>
+          <w:sz w:val="21"/>
+          <w:szCs w:val="21"/>
+          <w:lang w:val="en-US"/>
+        </w:rPr>
+      </w:pPr>
+      <w:r>
+        <w:rPr>
+          <w:rFonts w:ascii="Consolas" w:hAnsi="Consolas"/>
+          <w:color w:val="CCCCCC"/>
+          <w:sz w:val="21"/>
+          <w:szCs w:val="21"/>
+          <w:lang w:val="en-US"/>
         </w:rPr>
         <w:t xml:space="preserve">    </w:t>
       </w:r>
@@ -8560,7 +9535,17 @@
           <w:szCs w:val="21"/>
           <w:lang w:val="en-US"/>
         </w:rPr>
-        <w:t>\n</w:t>
+        <w:t>\</w:t>
+      </w:r>
+      <w:r>
+        <w:rPr>
+          <w:rFonts w:ascii="Consolas" w:hAnsi="Consolas"/>
+          <w:color w:val="D7BA7D"/>
+          <w:sz w:val="21"/>
+          <w:szCs w:val="21"/>
+          <w:lang w:val="en-US"/>
+        </w:rPr>
+        <w:t>n</w:t>
       </w:r>
       <w:r>
         <w:rPr>
@@ -8592,83 +9577,18 @@
           <w:color w:val="CCCCCC"/>
           <w:sz w:val="21"/>
           <w:szCs w:val="21"/>
-          <w:lang w:val="en-US"/>
-        </w:rPr>
-      </w:pPr>
-    </w:p>
-    <w:p>
-      <w:pPr>
-        <w:shd w:val="clear" w:color="auto" w:fill="1F1F1F"/>
-        <w:spacing w:after="0" w:line="285" w:lineRule="atLeast"/>
-        <w:rPr>
-          <w:rFonts w:ascii="Consolas" w:hAnsi="Consolas"/>
-          <w:color w:val="CCCCCC"/>
-          <w:sz w:val="21"/>
-          <w:szCs w:val="21"/>
-          <w:lang w:val="en-US"/>
-        </w:rPr>
-      </w:pPr>
-      <w:r>
-        <w:rPr>
-          <w:rFonts w:ascii="Consolas" w:hAnsi="Consolas"/>
-          <w:color w:val="CCCCCC"/>
-          <w:sz w:val="21"/>
-          <w:szCs w:val="21"/>
-          <w:lang w:val="en-US"/>
-        </w:rPr>
-        <w:t xml:space="preserve">    </w:t>
-      </w:r>
-      <w:proofErr w:type="gramStart"/>
-      <w:r>
-        <w:rPr>
-          <w:rFonts w:ascii="Consolas" w:hAnsi="Consolas"/>
-          <w:color w:val="9CDCFE"/>
-          <w:sz w:val="21"/>
-          <w:szCs w:val="21"/>
-          <w:lang w:val="en-US"/>
-        </w:rPr>
-        <w:t>j</w:t>
-      </w:r>
-      <w:r>
-        <w:rPr>
-          <w:rFonts w:ascii="Consolas" w:hAnsi="Consolas"/>
-          <w:color w:val="CCCCCC"/>
-          <w:sz w:val="21"/>
-          <w:szCs w:val="21"/>
-          <w:lang w:val="en-US"/>
-        </w:rPr>
-        <w:t>[</w:t>
-      </w:r>
-      <w:proofErr w:type="gramEnd"/>
-      <w:r>
-        <w:rPr>
-          <w:rFonts w:ascii="Consolas" w:hAnsi="Consolas"/>
-          <w:color w:val="B5CEA8"/>
-          <w:sz w:val="21"/>
-          <w:szCs w:val="21"/>
-          <w:lang w:val="en-US"/>
-        </w:rPr>
-        <w:t>0</w:t>
-      </w:r>
-      <w:r>
-        <w:rPr>
-          <w:rFonts w:ascii="Consolas" w:hAnsi="Consolas"/>
-          <w:color w:val="CCCCCC"/>
-          <w:sz w:val="21"/>
-          <w:szCs w:val="21"/>
-          <w:lang w:val="en-US"/>
-        </w:rPr>
-        <w:t xml:space="preserve">] </w:t>
-      </w:r>
-      <w:r>
-        <w:rPr>
-          <w:rFonts w:ascii="Consolas" w:hAnsi="Consolas"/>
-          <w:color w:val="D4D4D4"/>
-          <w:sz w:val="21"/>
-          <w:szCs w:val="21"/>
-          <w:lang w:val="en-US"/>
-        </w:rPr>
-        <w:t>=</w:t>
+        </w:rPr>
+      </w:pPr>
+      <w:r>
+        <w:rPr>
+          <w:rFonts w:ascii="Consolas" w:hAnsi="Consolas"/>
+          <w:color w:val="CCCCCC"/>
+          <w:sz w:val="21"/>
+          <w:szCs w:val="21"/>
+          <w:lang w:val="en-US"/>
+        </w:rPr>
+        <w:lastRenderedPageBreak/>
+        <w:t> </w:t>
       </w:r>
       <w:r>
         <w:rPr>
@@ -8683,80 +9603,13 @@
       <w:r>
         <w:rPr>
           <w:rFonts w:ascii="Consolas" w:hAnsi="Consolas"/>
-          <w:color w:val="569CD6"/>
-          <w:sz w:val="21"/>
-          <w:szCs w:val="21"/>
-          <w:lang w:val="en-US"/>
-        </w:rPr>
-        <w:t>C</w:t>
-      </w:r>
-      <w:r>
-        <w:rPr>
-          <w:rFonts w:ascii="Consolas" w:hAnsi="Consolas"/>
-          <w:color w:val="CCCCCC"/>
-          <w:sz w:val="21"/>
-          <w:szCs w:val="21"/>
-          <w:lang w:val="en-US"/>
-        </w:rPr>
-        <w:t>;</w:t>
-      </w:r>
-    </w:p>
-    <w:p>
-      <w:pPr>
-        <w:shd w:val="clear" w:color="auto" w:fill="1F1F1F"/>
-        <w:spacing w:after="0" w:line="285" w:lineRule="atLeast"/>
-        <w:rPr>
-          <w:rFonts w:ascii="Consolas" w:hAnsi="Consolas"/>
-          <w:color w:val="CCCCCC"/>
-          <w:sz w:val="21"/>
-          <w:szCs w:val="21"/>
-          <w:lang w:val="en-US"/>
-        </w:rPr>
-      </w:pPr>
-      <w:r>
-        <w:rPr>
-          <w:rFonts w:ascii="Consolas" w:hAnsi="Consolas"/>
-          <w:color w:val="CCCCCC"/>
-          <w:sz w:val="21"/>
-          <w:szCs w:val="21"/>
-          <w:lang w:val="en-US"/>
-        </w:rPr>
-        <w:t xml:space="preserve">    </w:t>
-      </w:r>
-      <w:proofErr w:type="gramStart"/>
-      <w:r>
-        <w:rPr>
-          <w:rFonts w:ascii="Consolas" w:hAnsi="Consolas"/>
-          <w:color w:val="C586C0"/>
-          <w:sz w:val="21"/>
-          <w:szCs w:val="21"/>
-          <w:lang w:val="en-US"/>
-        </w:rPr>
-        <w:t>for</w:t>
-      </w:r>
-      <w:proofErr w:type="gramEnd"/>
-      <w:r>
-        <w:rPr>
-          <w:rFonts w:ascii="Consolas" w:hAnsi="Consolas"/>
-          <w:color w:val="CCCCCC"/>
-          <w:sz w:val="21"/>
-          <w:szCs w:val="21"/>
-          <w:lang w:val="en-US"/>
-        </w:rPr>
-        <w:t xml:space="preserve"> (</w:t>
-      </w:r>
-      <w:proofErr w:type="spellStart"/>
-      <w:r>
-        <w:rPr>
-          <w:rFonts w:ascii="Consolas" w:hAnsi="Consolas"/>
-          <w:color w:val="569CD6"/>
-          <w:sz w:val="21"/>
-          <w:szCs w:val="21"/>
-          <w:lang w:val="en-US"/>
-        </w:rPr>
-        <w:t>int</w:t>
-      </w:r>
-      <w:proofErr w:type="spellEnd"/>
+          <w:color w:val="CCCCCC"/>
+          <w:sz w:val="21"/>
+          <w:szCs w:val="21"/>
+          <w:lang w:val="en-US"/>
+        </w:rPr>
+        <w:t> </w:t>
+      </w:r>
       <w:r>
         <w:rPr>
           <w:rFonts w:ascii="Consolas" w:hAnsi="Consolas"/>
@@ -8766,966 +9619,6 @@
           <w:lang w:val="en-US"/>
         </w:rPr>
         <w:t xml:space="preserve"> </w:t>
-      </w:r>
-      <w:proofErr w:type="spellStart"/>
-      <w:r>
-        <w:rPr>
-          <w:rFonts w:ascii="Consolas" w:hAnsi="Consolas"/>
-          <w:color w:val="9CDCFE"/>
-          <w:sz w:val="21"/>
-          <w:szCs w:val="21"/>
-          <w:lang w:val="en-US"/>
-        </w:rPr>
-        <w:t>i</w:t>
-      </w:r>
-      <w:proofErr w:type="spellEnd"/>
-      <w:r>
-        <w:rPr>
-          <w:rFonts w:ascii="Consolas" w:hAnsi="Consolas"/>
-          <w:color w:val="CCCCCC"/>
-          <w:sz w:val="21"/>
-          <w:szCs w:val="21"/>
-          <w:lang w:val="en-US"/>
-        </w:rPr>
-        <w:t xml:space="preserve"> </w:t>
-      </w:r>
-      <w:r>
-        <w:rPr>
-          <w:rFonts w:ascii="Consolas" w:hAnsi="Consolas"/>
-          <w:color w:val="D4D4D4"/>
-          <w:sz w:val="21"/>
-          <w:szCs w:val="21"/>
-          <w:lang w:val="en-US"/>
-        </w:rPr>
-        <w:t>=</w:t>
-      </w:r>
-      <w:r>
-        <w:rPr>
-          <w:rFonts w:ascii="Consolas" w:hAnsi="Consolas"/>
-          <w:color w:val="CCCCCC"/>
-          <w:sz w:val="21"/>
-          <w:szCs w:val="21"/>
-          <w:lang w:val="en-US"/>
-        </w:rPr>
-        <w:t xml:space="preserve"> </w:t>
-      </w:r>
-      <w:r>
-        <w:rPr>
-          <w:rFonts w:ascii="Consolas" w:hAnsi="Consolas"/>
-          <w:color w:val="B5CEA8"/>
-          <w:sz w:val="21"/>
-          <w:szCs w:val="21"/>
-          <w:lang w:val="en-US"/>
-        </w:rPr>
-        <w:t>0</w:t>
-      </w:r>
-      <w:r>
-        <w:rPr>
-          <w:rFonts w:ascii="Consolas" w:hAnsi="Consolas"/>
-          <w:color w:val="CCCCCC"/>
-          <w:sz w:val="21"/>
-          <w:szCs w:val="21"/>
-          <w:lang w:val="en-US"/>
-        </w:rPr>
-        <w:t xml:space="preserve">; </w:t>
-      </w:r>
-      <w:proofErr w:type="spellStart"/>
-      <w:r>
-        <w:rPr>
-          <w:rFonts w:ascii="Consolas" w:hAnsi="Consolas"/>
-          <w:color w:val="9CDCFE"/>
-          <w:sz w:val="21"/>
-          <w:szCs w:val="21"/>
-          <w:lang w:val="en-US"/>
-        </w:rPr>
-        <w:t>i</w:t>
-      </w:r>
-      <w:proofErr w:type="spellEnd"/>
-      <w:r>
-        <w:rPr>
-          <w:rFonts w:ascii="Consolas" w:hAnsi="Consolas"/>
-          <w:color w:val="CCCCCC"/>
-          <w:sz w:val="21"/>
-          <w:szCs w:val="21"/>
-          <w:lang w:val="en-US"/>
-        </w:rPr>
-        <w:t xml:space="preserve"> </w:t>
-      </w:r>
-      <w:r>
-        <w:rPr>
-          <w:rFonts w:ascii="Consolas" w:hAnsi="Consolas"/>
-          <w:color w:val="D4D4D4"/>
-          <w:sz w:val="21"/>
-          <w:szCs w:val="21"/>
-          <w:lang w:val="en-US"/>
-        </w:rPr>
-        <w:t>&lt;</w:t>
-      </w:r>
-      <w:r>
-        <w:rPr>
-          <w:rFonts w:ascii="Consolas" w:hAnsi="Consolas"/>
-          <w:color w:val="CCCCCC"/>
-          <w:sz w:val="21"/>
-          <w:szCs w:val="21"/>
-          <w:lang w:val="en-US"/>
-        </w:rPr>
-        <w:t xml:space="preserve"> </w:t>
-      </w:r>
-      <w:r>
-        <w:rPr>
-          <w:rFonts w:ascii="Consolas" w:hAnsi="Consolas"/>
-          <w:color w:val="B5CEA8"/>
-          <w:sz w:val="21"/>
-          <w:szCs w:val="21"/>
-          <w:lang w:val="en-US"/>
-        </w:rPr>
-        <w:t>16</w:t>
-      </w:r>
-      <w:r>
-        <w:rPr>
-          <w:rFonts w:ascii="Consolas" w:hAnsi="Consolas"/>
-          <w:color w:val="CCCCCC"/>
-          <w:sz w:val="21"/>
-          <w:szCs w:val="21"/>
-          <w:lang w:val="en-US"/>
-        </w:rPr>
-        <w:t xml:space="preserve">; </w:t>
-      </w:r>
-      <w:proofErr w:type="spellStart"/>
-      <w:r>
-        <w:rPr>
-          <w:rFonts w:ascii="Consolas" w:hAnsi="Consolas"/>
-          <w:color w:val="9CDCFE"/>
-          <w:sz w:val="21"/>
-          <w:szCs w:val="21"/>
-          <w:lang w:val="en-US"/>
-        </w:rPr>
-        <w:t>i</w:t>
-      </w:r>
-      <w:proofErr w:type="spellEnd"/>
-      <w:r>
-        <w:rPr>
-          <w:rFonts w:ascii="Consolas" w:hAnsi="Consolas"/>
-          <w:color w:val="D4D4D4"/>
-          <w:sz w:val="21"/>
-          <w:szCs w:val="21"/>
-          <w:lang w:val="en-US"/>
-        </w:rPr>
-        <w:t>++</w:t>
-      </w:r>
-      <w:r>
-        <w:rPr>
-          <w:rFonts w:ascii="Consolas" w:hAnsi="Consolas"/>
-          <w:color w:val="CCCCCC"/>
-          <w:sz w:val="21"/>
-          <w:szCs w:val="21"/>
-          <w:lang w:val="en-US"/>
-        </w:rPr>
-        <w:t>) {</w:t>
-      </w:r>
-    </w:p>
-    <w:p>
-      <w:pPr>
-        <w:shd w:val="clear" w:color="auto" w:fill="1F1F1F"/>
-        <w:spacing w:after="0" w:line="285" w:lineRule="atLeast"/>
-        <w:rPr>
-          <w:rFonts w:ascii="Consolas" w:hAnsi="Consolas"/>
-          <w:color w:val="CCCCCC"/>
-          <w:sz w:val="21"/>
-          <w:szCs w:val="21"/>
-          <w:lang w:val="en-US"/>
-        </w:rPr>
-      </w:pPr>
-      <w:r>
-        <w:rPr>
-          <w:rFonts w:ascii="Consolas" w:hAnsi="Consolas"/>
-          <w:color w:val="CCCCCC"/>
-          <w:sz w:val="21"/>
-          <w:szCs w:val="21"/>
-          <w:lang w:val="en-US"/>
-        </w:rPr>
-        <w:t xml:space="preserve">        </w:t>
-      </w:r>
-      <w:proofErr w:type="gramStart"/>
-      <w:r>
-        <w:rPr>
-          <w:rFonts w:ascii="Consolas" w:hAnsi="Consolas"/>
-          <w:color w:val="9CDCFE"/>
-          <w:sz w:val="21"/>
-          <w:szCs w:val="21"/>
-          <w:lang w:val="en-US"/>
-        </w:rPr>
-        <w:t>rounded</w:t>
-      </w:r>
-      <w:r>
-        <w:rPr>
-          <w:rFonts w:ascii="Consolas" w:hAnsi="Consolas"/>
-          <w:color w:val="CCCCCC"/>
-          <w:sz w:val="21"/>
-          <w:szCs w:val="21"/>
-          <w:lang w:val="en-US"/>
-        </w:rPr>
-        <w:t>[</w:t>
-      </w:r>
-      <w:proofErr w:type="spellStart"/>
-      <w:proofErr w:type="gramEnd"/>
-      <w:r>
-        <w:rPr>
-          <w:rFonts w:ascii="Consolas" w:hAnsi="Consolas"/>
-          <w:color w:val="9CDCFE"/>
-          <w:sz w:val="21"/>
-          <w:szCs w:val="21"/>
-          <w:lang w:val="en-US"/>
-        </w:rPr>
-        <w:t>i</w:t>
-      </w:r>
-      <w:proofErr w:type="spellEnd"/>
-      <w:r>
-        <w:rPr>
-          <w:rFonts w:ascii="Consolas" w:hAnsi="Consolas"/>
-          <w:color w:val="CCCCCC"/>
-          <w:sz w:val="21"/>
-          <w:szCs w:val="21"/>
-          <w:lang w:val="en-US"/>
-        </w:rPr>
-        <w:t xml:space="preserve">] </w:t>
-      </w:r>
-      <w:r>
-        <w:rPr>
-          <w:rFonts w:ascii="Consolas" w:hAnsi="Consolas"/>
-          <w:color w:val="D4D4D4"/>
-          <w:sz w:val="21"/>
-          <w:szCs w:val="21"/>
-          <w:lang w:val="en-US"/>
-        </w:rPr>
-        <w:t>=</w:t>
-      </w:r>
-      <w:r>
-        <w:rPr>
-          <w:rFonts w:ascii="Consolas" w:hAnsi="Consolas"/>
-          <w:color w:val="CCCCCC"/>
-          <w:sz w:val="21"/>
-          <w:szCs w:val="21"/>
-          <w:lang w:val="en-US"/>
-        </w:rPr>
-        <w:t xml:space="preserve"> </w:t>
-      </w:r>
-      <w:r>
-        <w:rPr>
-          <w:rFonts w:ascii="Consolas" w:hAnsi="Consolas"/>
-          <w:color w:val="DCDCAA"/>
-          <w:sz w:val="21"/>
-          <w:szCs w:val="21"/>
-          <w:lang w:val="en-US"/>
-        </w:rPr>
-        <w:t>round</w:t>
-      </w:r>
-      <w:r>
-        <w:rPr>
-          <w:rFonts w:ascii="Consolas" w:hAnsi="Consolas"/>
-          <w:color w:val="CCCCCC"/>
-          <w:sz w:val="21"/>
-          <w:szCs w:val="21"/>
-          <w:lang w:val="en-US"/>
-        </w:rPr>
-        <w:t>(</w:t>
-      </w:r>
-      <w:proofErr w:type="spellStart"/>
-      <w:r>
-        <w:rPr>
-          <w:rFonts w:ascii="Consolas" w:hAnsi="Consolas"/>
-          <w:color w:val="DCDCAA"/>
-          <w:sz w:val="21"/>
-          <w:szCs w:val="21"/>
-          <w:lang w:val="en-US"/>
-        </w:rPr>
-        <w:t>func</w:t>
-      </w:r>
-      <w:proofErr w:type="spellEnd"/>
-      <w:r>
-        <w:rPr>
-          <w:rFonts w:ascii="Consolas" w:hAnsi="Consolas"/>
-          <w:color w:val="CCCCCC"/>
-          <w:sz w:val="21"/>
-          <w:szCs w:val="21"/>
-          <w:lang w:val="en-US"/>
-        </w:rPr>
-        <w:t>(</w:t>
-      </w:r>
-      <w:r>
-        <w:rPr>
-          <w:rFonts w:ascii="Consolas" w:hAnsi="Consolas"/>
-          <w:color w:val="9CDCFE"/>
-          <w:sz w:val="21"/>
-          <w:szCs w:val="21"/>
-          <w:lang w:val="en-US"/>
-        </w:rPr>
-        <w:t>j</w:t>
-      </w:r>
-      <w:r>
-        <w:rPr>
-          <w:rFonts w:ascii="Consolas" w:hAnsi="Consolas"/>
-          <w:color w:val="CCCCCC"/>
-          <w:sz w:val="21"/>
-          <w:szCs w:val="21"/>
-          <w:lang w:val="en-US"/>
-        </w:rPr>
-        <w:t>[</w:t>
-      </w:r>
-      <w:proofErr w:type="spellStart"/>
-      <w:r>
-        <w:rPr>
-          <w:rFonts w:ascii="Consolas" w:hAnsi="Consolas"/>
-          <w:color w:val="9CDCFE"/>
-          <w:sz w:val="21"/>
-          <w:szCs w:val="21"/>
-          <w:lang w:val="en-US"/>
-        </w:rPr>
-        <w:t>i</w:t>
-      </w:r>
-      <w:proofErr w:type="spellEnd"/>
-      <w:r>
-        <w:rPr>
-          <w:rFonts w:ascii="Consolas" w:hAnsi="Consolas"/>
-          <w:color w:val="CCCCCC"/>
-          <w:sz w:val="21"/>
-          <w:szCs w:val="21"/>
-          <w:lang w:val="en-US"/>
-        </w:rPr>
-        <w:t xml:space="preserve">]) </w:t>
-      </w:r>
-      <w:r>
-        <w:rPr>
-          <w:rFonts w:ascii="Consolas" w:hAnsi="Consolas"/>
-          <w:color w:val="D4D4D4"/>
-          <w:sz w:val="21"/>
-          <w:szCs w:val="21"/>
-          <w:lang w:val="en-US"/>
-        </w:rPr>
-        <w:t>*</w:t>
-      </w:r>
-      <w:r>
-        <w:rPr>
-          <w:rFonts w:ascii="Consolas" w:hAnsi="Consolas"/>
-          <w:color w:val="CCCCCC"/>
-          <w:sz w:val="21"/>
-          <w:szCs w:val="21"/>
-          <w:lang w:val="en-US"/>
-        </w:rPr>
-        <w:t xml:space="preserve"> </w:t>
-      </w:r>
-      <w:r>
-        <w:rPr>
-          <w:rFonts w:ascii="Consolas" w:hAnsi="Consolas"/>
-          <w:color w:val="B5CEA8"/>
-          <w:sz w:val="21"/>
-          <w:szCs w:val="21"/>
-          <w:lang w:val="en-US"/>
-        </w:rPr>
-        <w:t>10000</w:t>
-      </w:r>
-      <w:r>
-        <w:rPr>
-          <w:rFonts w:ascii="Consolas" w:hAnsi="Consolas"/>
-          <w:color w:val="CCCCCC"/>
-          <w:sz w:val="21"/>
-          <w:szCs w:val="21"/>
-          <w:lang w:val="en-US"/>
-        </w:rPr>
-        <w:t xml:space="preserve">) </w:t>
-      </w:r>
-      <w:r>
-        <w:rPr>
-          <w:rFonts w:ascii="Consolas" w:hAnsi="Consolas"/>
-          <w:color w:val="D4D4D4"/>
-          <w:sz w:val="21"/>
-          <w:szCs w:val="21"/>
-          <w:lang w:val="en-US"/>
-        </w:rPr>
-        <w:t>/</w:t>
-      </w:r>
-      <w:r>
-        <w:rPr>
-          <w:rFonts w:ascii="Consolas" w:hAnsi="Consolas"/>
-          <w:color w:val="CCCCCC"/>
-          <w:sz w:val="21"/>
-          <w:szCs w:val="21"/>
-          <w:lang w:val="en-US"/>
-        </w:rPr>
-        <w:t xml:space="preserve"> </w:t>
-      </w:r>
-      <w:r>
-        <w:rPr>
-          <w:rFonts w:ascii="Consolas" w:hAnsi="Consolas"/>
-          <w:color w:val="B5CEA8"/>
-          <w:sz w:val="21"/>
-          <w:szCs w:val="21"/>
-          <w:lang w:val="en-US"/>
-        </w:rPr>
-        <w:t>10000.0</w:t>
-      </w:r>
-      <w:r>
-        <w:rPr>
-          <w:rFonts w:ascii="Consolas" w:hAnsi="Consolas"/>
-          <w:color w:val="CCCCCC"/>
-          <w:sz w:val="21"/>
-          <w:szCs w:val="21"/>
-          <w:lang w:val="en-US"/>
-        </w:rPr>
-        <w:t>;</w:t>
-      </w:r>
-    </w:p>
-    <w:p>
-      <w:pPr>
-        <w:shd w:val="clear" w:color="auto" w:fill="1F1F1F"/>
-        <w:spacing w:after="0" w:line="285" w:lineRule="atLeast"/>
-        <w:rPr>
-          <w:rFonts w:ascii="Consolas" w:hAnsi="Consolas"/>
-          <w:color w:val="CCCCCC"/>
-          <w:sz w:val="21"/>
-          <w:szCs w:val="21"/>
-          <w:lang w:val="en-US"/>
-        </w:rPr>
-      </w:pPr>
-      <w:r>
-        <w:rPr>
-          <w:rFonts w:ascii="Consolas" w:hAnsi="Consolas"/>
-          <w:color w:val="CCCCCC"/>
-          <w:sz w:val="21"/>
-          <w:szCs w:val="21"/>
-          <w:lang w:val="en-US"/>
-        </w:rPr>
-        <w:t xml:space="preserve">        </w:t>
-      </w:r>
-      <w:proofErr w:type="spellStart"/>
-      <w:proofErr w:type="gramStart"/>
-      <w:r>
-        <w:rPr>
-          <w:rFonts w:ascii="Consolas" w:hAnsi="Consolas"/>
-          <w:color w:val="DCDCAA"/>
-          <w:sz w:val="21"/>
-          <w:szCs w:val="21"/>
-          <w:lang w:val="en-US"/>
-        </w:rPr>
-        <w:t>printf</w:t>
-      </w:r>
-      <w:proofErr w:type="spellEnd"/>
-      <w:r>
-        <w:rPr>
-          <w:rFonts w:ascii="Consolas" w:hAnsi="Consolas"/>
-          <w:color w:val="CCCCCC"/>
-          <w:sz w:val="21"/>
-          <w:szCs w:val="21"/>
-          <w:lang w:val="en-US"/>
-        </w:rPr>
-        <w:t>(</w:t>
-      </w:r>
-      <w:proofErr w:type="gramEnd"/>
-      <w:r>
-        <w:rPr>
-          <w:rFonts w:ascii="Consolas" w:hAnsi="Consolas"/>
-          <w:color w:val="CE9178"/>
-          <w:sz w:val="21"/>
-          <w:szCs w:val="21"/>
-          <w:lang w:val="en-US"/>
-        </w:rPr>
-        <w:t xml:space="preserve">"| </w:t>
-      </w:r>
-      <w:r>
-        <w:rPr>
-          <w:rFonts w:ascii="Consolas" w:hAnsi="Consolas"/>
-          <w:color w:val="9CDCFE"/>
-          <w:sz w:val="21"/>
-          <w:szCs w:val="21"/>
-          <w:lang w:val="en-US"/>
-        </w:rPr>
-        <w:t>%7.4f</w:t>
-      </w:r>
-      <w:r>
-        <w:rPr>
-          <w:rFonts w:ascii="Consolas" w:hAnsi="Consolas"/>
-          <w:color w:val="CE9178"/>
-          <w:sz w:val="21"/>
-          <w:szCs w:val="21"/>
-          <w:lang w:val="en-US"/>
-        </w:rPr>
-        <w:t xml:space="preserve"> | </w:t>
-      </w:r>
-      <w:r>
-        <w:rPr>
-          <w:rFonts w:ascii="Consolas" w:hAnsi="Consolas"/>
-          <w:color w:val="9CDCFE"/>
-          <w:sz w:val="21"/>
-          <w:szCs w:val="21"/>
-          <w:lang w:val="en-US"/>
-        </w:rPr>
-        <w:t>%8.4f</w:t>
-      </w:r>
-      <w:r>
-        <w:rPr>
-          <w:rFonts w:ascii="Consolas" w:hAnsi="Consolas"/>
-          <w:color w:val="CE9178"/>
-          <w:sz w:val="21"/>
-          <w:szCs w:val="21"/>
-          <w:lang w:val="en-US"/>
-        </w:rPr>
-        <w:t xml:space="preserve"> | </w:t>
-      </w:r>
-      <w:r>
-        <w:rPr>
-          <w:rFonts w:ascii="Consolas" w:hAnsi="Consolas"/>
-          <w:color w:val="D7BA7D"/>
-          <w:sz w:val="21"/>
-          <w:szCs w:val="21"/>
-          <w:lang w:val="en-US"/>
-        </w:rPr>
-        <w:t>\n</w:t>
-      </w:r>
-      <w:r>
-        <w:rPr>
-          <w:rFonts w:ascii="Consolas" w:hAnsi="Consolas"/>
-          <w:color w:val="CE9178"/>
-          <w:sz w:val="21"/>
-          <w:szCs w:val="21"/>
-          <w:lang w:val="en-US"/>
-        </w:rPr>
-        <w:t>"</w:t>
-      </w:r>
-      <w:r>
-        <w:rPr>
-          <w:rFonts w:ascii="Consolas" w:hAnsi="Consolas"/>
-          <w:color w:val="CCCCCC"/>
-          <w:sz w:val="21"/>
-          <w:szCs w:val="21"/>
-          <w:lang w:val="en-US"/>
-        </w:rPr>
-        <w:t xml:space="preserve">, </w:t>
-      </w:r>
-      <w:r>
-        <w:rPr>
-          <w:rFonts w:ascii="Consolas" w:hAnsi="Consolas"/>
-          <w:color w:val="9CDCFE"/>
-          <w:sz w:val="21"/>
-          <w:szCs w:val="21"/>
-          <w:lang w:val="en-US"/>
-        </w:rPr>
-        <w:t>j</w:t>
-      </w:r>
-      <w:r>
-        <w:rPr>
-          <w:rFonts w:ascii="Consolas" w:hAnsi="Consolas"/>
-          <w:color w:val="CCCCCC"/>
-          <w:sz w:val="21"/>
-          <w:szCs w:val="21"/>
-          <w:lang w:val="en-US"/>
-        </w:rPr>
-        <w:t>[</w:t>
-      </w:r>
-      <w:proofErr w:type="spellStart"/>
-      <w:r>
-        <w:rPr>
-          <w:rFonts w:ascii="Consolas" w:hAnsi="Consolas"/>
-          <w:color w:val="9CDCFE"/>
-          <w:sz w:val="21"/>
-          <w:szCs w:val="21"/>
-          <w:lang w:val="en-US"/>
-        </w:rPr>
-        <w:t>i</w:t>
-      </w:r>
-      <w:proofErr w:type="spellEnd"/>
-      <w:r>
-        <w:rPr>
-          <w:rFonts w:ascii="Consolas" w:hAnsi="Consolas"/>
-          <w:color w:val="CCCCCC"/>
-          <w:sz w:val="21"/>
-          <w:szCs w:val="21"/>
-          <w:lang w:val="en-US"/>
-        </w:rPr>
-        <w:t xml:space="preserve">], </w:t>
-      </w:r>
-      <w:r>
-        <w:rPr>
-          <w:rFonts w:ascii="Consolas" w:hAnsi="Consolas"/>
-          <w:color w:val="9CDCFE"/>
-          <w:sz w:val="21"/>
-          <w:szCs w:val="21"/>
-          <w:lang w:val="en-US"/>
-        </w:rPr>
-        <w:t>rounded</w:t>
-      </w:r>
-      <w:r>
-        <w:rPr>
-          <w:rFonts w:ascii="Consolas" w:hAnsi="Consolas"/>
-          <w:color w:val="CCCCCC"/>
-          <w:sz w:val="21"/>
-          <w:szCs w:val="21"/>
-          <w:lang w:val="en-US"/>
-        </w:rPr>
-        <w:t>[</w:t>
-      </w:r>
-      <w:proofErr w:type="spellStart"/>
-      <w:r>
-        <w:rPr>
-          <w:rFonts w:ascii="Consolas" w:hAnsi="Consolas"/>
-          <w:color w:val="9CDCFE"/>
-          <w:sz w:val="21"/>
-          <w:szCs w:val="21"/>
-          <w:lang w:val="en-US"/>
-        </w:rPr>
-        <w:t>i</w:t>
-      </w:r>
-      <w:proofErr w:type="spellEnd"/>
-      <w:r>
-        <w:rPr>
-          <w:rFonts w:ascii="Consolas" w:hAnsi="Consolas"/>
-          <w:color w:val="CCCCCC"/>
-          <w:sz w:val="21"/>
-          <w:szCs w:val="21"/>
-          <w:lang w:val="en-US"/>
-        </w:rPr>
-        <w:t>]);</w:t>
-      </w:r>
-    </w:p>
-    <w:p>
-      <w:pPr>
-        <w:shd w:val="clear" w:color="auto" w:fill="1F1F1F"/>
-        <w:spacing w:after="0" w:line="285" w:lineRule="atLeast"/>
-        <w:rPr>
-          <w:rFonts w:ascii="Consolas" w:hAnsi="Consolas"/>
-          <w:color w:val="CCCCCC"/>
-          <w:sz w:val="21"/>
-          <w:szCs w:val="21"/>
-          <w:lang w:val="en-US"/>
-        </w:rPr>
-      </w:pPr>
-      <w:r>
-        <w:rPr>
-          <w:rFonts w:ascii="Consolas" w:hAnsi="Consolas"/>
-          <w:color w:val="CCCCCC"/>
-          <w:sz w:val="21"/>
-          <w:szCs w:val="21"/>
-          <w:lang w:val="en-US"/>
-        </w:rPr>
-        <w:t xml:space="preserve">        </w:t>
-      </w:r>
-      <w:proofErr w:type="gramStart"/>
-      <w:r>
-        <w:rPr>
-          <w:rFonts w:ascii="Consolas" w:hAnsi="Consolas"/>
-          <w:color w:val="9CDCFE"/>
-          <w:sz w:val="21"/>
-          <w:szCs w:val="21"/>
-          <w:lang w:val="en-US"/>
-        </w:rPr>
-        <w:t>j</w:t>
-      </w:r>
-      <w:r>
-        <w:rPr>
-          <w:rFonts w:ascii="Consolas" w:hAnsi="Consolas"/>
-          <w:color w:val="CCCCCC"/>
-          <w:sz w:val="21"/>
-          <w:szCs w:val="21"/>
-          <w:lang w:val="en-US"/>
-        </w:rPr>
-        <w:t>[</w:t>
-      </w:r>
-      <w:proofErr w:type="spellStart"/>
-      <w:proofErr w:type="gramEnd"/>
-      <w:r>
-        <w:rPr>
-          <w:rFonts w:ascii="Consolas" w:hAnsi="Consolas"/>
-          <w:color w:val="9CDCFE"/>
-          <w:sz w:val="21"/>
-          <w:szCs w:val="21"/>
-          <w:lang w:val="en-US"/>
-        </w:rPr>
-        <w:t>i</w:t>
-      </w:r>
-      <w:proofErr w:type="spellEnd"/>
-      <w:r>
-        <w:rPr>
-          <w:rFonts w:ascii="Consolas" w:hAnsi="Consolas"/>
-          <w:color w:val="CCCCCC"/>
-          <w:sz w:val="21"/>
-          <w:szCs w:val="21"/>
-          <w:lang w:val="en-US"/>
-        </w:rPr>
-        <w:t xml:space="preserve"> </w:t>
-      </w:r>
-      <w:r>
-        <w:rPr>
-          <w:rFonts w:ascii="Consolas" w:hAnsi="Consolas"/>
-          <w:color w:val="D4D4D4"/>
-          <w:sz w:val="21"/>
-          <w:szCs w:val="21"/>
-          <w:lang w:val="en-US"/>
-        </w:rPr>
-        <w:t>+</w:t>
-      </w:r>
-      <w:r>
-        <w:rPr>
-          <w:rFonts w:ascii="Consolas" w:hAnsi="Consolas"/>
-          <w:color w:val="CCCCCC"/>
-          <w:sz w:val="21"/>
-          <w:szCs w:val="21"/>
-          <w:lang w:val="en-US"/>
-        </w:rPr>
-        <w:t xml:space="preserve"> </w:t>
-      </w:r>
-      <w:r>
-        <w:rPr>
-          <w:rFonts w:ascii="Consolas" w:hAnsi="Consolas"/>
-          <w:color w:val="B5CEA8"/>
-          <w:sz w:val="21"/>
-          <w:szCs w:val="21"/>
-          <w:lang w:val="en-US"/>
-        </w:rPr>
-        <w:t>1</w:t>
-      </w:r>
-      <w:r>
-        <w:rPr>
-          <w:rFonts w:ascii="Consolas" w:hAnsi="Consolas"/>
-          <w:color w:val="CCCCCC"/>
-          <w:sz w:val="21"/>
-          <w:szCs w:val="21"/>
-          <w:lang w:val="en-US"/>
-        </w:rPr>
-        <w:t xml:space="preserve">] </w:t>
-      </w:r>
-      <w:r>
-        <w:rPr>
-          <w:rFonts w:ascii="Consolas" w:hAnsi="Consolas"/>
-          <w:color w:val="D4D4D4"/>
-          <w:sz w:val="21"/>
-          <w:szCs w:val="21"/>
-          <w:lang w:val="en-US"/>
-        </w:rPr>
-        <w:t>=</w:t>
-      </w:r>
-      <w:r>
-        <w:rPr>
-          <w:rFonts w:ascii="Consolas" w:hAnsi="Consolas"/>
-          <w:color w:val="CCCCCC"/>
-          <w:sz w:val="21"/>
-          <w:szCs w:val="21"/>
-          <w:lang w:val="en-US"/>
-        </w:rPr>
-        <w:t xml:space="preserve"> </w:t>
-      </w:r>
-      <w:r>
-        <w:rPr>
-          <w:rFonts w:ascii="Consolas" w:hAnsi="Consolas"/>
-          <w:color w:val="9CDCFE"/>
-          <w:sz w:val="21"/>
-          <w:szCs w:val="21"/>
-          <w:lang w:val="en-US"/>
-        </w:rPr>
-        <w:t>j</w:t>
-      </w:r>
-      <w:r>
-        <w:rPr>
-          <w:rFonts w:ascii="Consolas" w:hAnsi="Consolas"/>
-          <w:color w:val="CCCCCC"/>
-          <w:sz w:val="21"/>
-          <w:szCs w:val="21"/>
-          <w:lang w:val="en-US"/>
-        </w:rPr>
-        <w:t>[</w:t>
-      </w:r>
-      <w:proofErr w:type="spellStart"/>
-      <w:r>
-        <w:rPr>
-          <w:rFonts w:ascii="Consolas" w:hAnsi="Consolas"/>
-          <w:color w:val="9CDCFE"/>
-          <w:sz w:val="21"/>
-          <w:szCs w:val="21"/>
-          <w:lang w:val="en-US"/>
-        </w:rPr>
-        <w:t>i</w:t>
-      </w:r>
-      <w:proofErr w:type="spellEnd"/>
-      <w:r>
-        <w:rPr>
-          <w:rFonts w:ascii="Consolas" w:hAnsi="Consolas"/>
-          <w:color w:val="CCCCCC"/>
-          <w:sz w:val="21"/>
-          <w:szCs w:val="21"/>
-          <w:lang w:val="en-US"/>
-        </w:rPr>
-        <w:t xml:space="preserve">] </w:t>
-      </w:r>
-      <w:r>
-        <w:rPr>
-          <w:rFonts w:ascii="Consolas" w:hAnsi="Consolas"/>
-          <w:color w:val="D4D4D4"/>
-          <w:sz w:val="21"/>
-          <w:szCs w:val="21"/>
-          <w:lang w:val="en-US"/>
-        </w:rPr>
-        <w:t>+</w:t>
-      </w:r>
-      <w:r>
-        <w:rPr>
-          <w:rFonts w:ascii="Consolas" w:hAnsi="Consolas"/>
-          <w:color w:val="CCCCCC"/>
-          <w:sz w:val="21"/>
-          <w:szCs w:val="21"/>
-          <w:lang w:val="en-US"/>
-        </w:rPr>
-        <w:t xml:space="preserve"> </w:t>
-      </w:r>
-      <w:r>
-        <w:rPr>
-          <w:rFonts w:ascii="Consolas" w:hAnsi="Consolas"/>
-          <w:color w:val="569CD6"/>
-          <w:sz w:val="21"/>
-          <w:szCs w:val="21"/>
-          <w:lang w:val="en-US"/>
-        </w:rPr>
-        <w:t>H</w:t>
-      </w:r>
-      <w:r>
-        <w:rPr>
-          <w:rFonts w:ascii="Consolas" w:hAnsi="Consolas"/>
-          <w:color w:val="CCCCCC"/>
-          <w:sz w:val="21"/>
-          <w:szCs w:val="21"/>
-          <w:lang w:val="en-US"/>
-        </w:rPr>
-        <w:t>;</w:t>
-      </w:r>
-    </w:p>
-    <w:p>
-      <w:pPr>
-        <w:shd w:val="clear" w:color="auto" w:fill="1F1F1F"/>
-        <w:spacing w:after="0" w:line="285" w:lineRule="atLeast"/>
-        <w:rPr>
-          <w:rFonts w:ascii="Consolas" w:hAnsi="Consolas"/>
-          <w:color w:val="CCCCCC"/>
-          <w:sz w:val="21"/>
-          <w:szCs w:val="21"/>
-          <w:lang w:val="en-US"/>
-        </w:rPr>
-      </w:pPr>
-      <w:r>
-        <w:rPr>
-          <w:rFonts w:ascii="Consolas" w:hAnsi="Consolas"/>
-          <w:color w:val="CCCCCC"/>
-          <w:sz w:val="21"/>
-          <w:szCs w:val="21"/>
-          <w:lang w:val="en-US"/>
-        </w:rPr>
-        <w:t>    }</w:t>
-      </w:r>
-    </w:p>
-    <w:p>
-      <w:pPr>
-        <w:shd w:val="clear" w:color="auto" w:fill="1F1F1F"/>
-        <w:spacing w:after="0" w:line="285" w:lineRule="atLeast"/>
-        <w:rPr>
-          <w:rFonts w:ascii="Consolas" w:hAnsi="Consolas"/>
-          <w:color w:val="CCCCCC"/>
-          <w:sz w:val="21"/>
-          <w:szCs w:val="21"/>
-          <w:lang w:val="en-US"/>
-        </w:rPr>
-      </w:pPr>
-      <w:r>
-        <w:rPr>
-          <w:rFonts w:ascii="Consolas" w:hAnsi="Consolas"/>
-          <w:color w:val="CCCCCC"/>
-          <w:sz w:val="21"/>
-          <w:szCs w:val="21"/>
-          <w:lang w:val="en-US"/>
-        </w:rPr>
-        <w:t xml:space="preserve">    </w:t>
-      </w:r>
-      <w:proofErr w:type="spellStart"/>
-      <w:proofErr w:type="gramStart"/>
-      <w:r>
-        <w:rPr>
-          <w:rFonts w:ascii="Consolas" w:hAnsi="Consolas"/>
-          <w:color w:val="DCDCAA"/>
-          <w:sz w:val="21"/>
-          <w:szCs w:val="21"/>
-          <w:lang w:val="en-US"/>
-        </w:rPr>
-        <w:t>printf</w:t>
-      </w:r>
-      <w:proofErr w:type="spellEnd"/>
-      <w:r>
-        <w:rPr>
-          <w:rFonts w:ascii="Consolas" w:hAnsi="Consolas"/>
-          <w:color w:val="CCCCCC"/>
-          <w:sz w:val="21"/>
-          <w:szCs w:val="21"/>
-          <w:lang w:val="en-US"/>
-        </w:rPr>
-        <w:t>(</w:t>
-      </w:r>
-      <w:proofErr w:type="gramEnd"/>
-      <w:r>
-        <w:rPr>
-          <w:rFonts w:ascii="Consolas" w:hAnsi="Consolas"/>
-          <w:color w:val="CE9178"/>
-          <w:sz w:val="21"/>
-          <w:szCs w:val="21"/>
-          <w:lang w:val="en-US"/>
-        </w:rPr>
-        <w:t>"----------------------</w:t>
-      </w:r>
-      <w:r>
-        <w:rPr>
-          <w:rFonts w:ascii="Consolas" w:hAnsi="Consolas"/>
-          <w:color w:val="D7BA7D"/>
-          <w:sz w:val="21"/>
-          <w:szCs w:val="21"/>
-          <w:lang w:val="en-US"/>
-        </w:rPr>
-        <w:t>\n</w:t>
-      </w:r>
-      <w:r>
-        <w:rPr>
-          <w:rFonts w:ascii="Consolas" w:hAnsi="Consolas"/>
-          <w:color w:val="CE9178"/>
-          <w:sz w:val="21"/>
-          <w:szCs w:val="21"/>
-          <w:lang w:val="en-US"/>
-        </w:rPr>
-        <w:t>"</w:t>
-      </w:r>
-      <w:r>
-        <w:rPr>
-          <w:rFonts w:ascii="Consolas" w:hAnsi="Consolas"/>
-          <w:color w:val="CCCCCC"/>
-          <w:sz w:val="21"/>
-          <w:szCs w:val="21"/>
-          <w:lang w:val="en-US"/>
-        </w:rPr>
-        <w:t>);</w:t>
-      </w:r>
-    </w:p>
-    <w:p>
-      <w:pPr>
-        <w:shd w:val="clear" w:color="auto" w:fill="1F1F1F"/>
-        <w:spacing w:after="0" w:line="285" w:lineRule="atLeast"/>
-        <w:rPr>
-          <w:rFonts w:ascii="Consolas" w:hAnsi="Consolas"/>
-          <w:color w:val="CCCCCC"/>
-          <w:sz w:val="21"/>
-          <w:szCs w:val="21"/>
-        </w:rPr>
-      </w:pPr>
-      <w:r>
-        <w:rPr>
-          <w:rFonts w:ascii="Consolas" w:hAnsi="Consolas"/>
-          <w:color w:val="CCCCCC"/>
-          <w:sz w:val="21"/>
-          <w:szCs w:val="21"/>
-          <w:lang w:val="en-US"/>
-        </w:rPr>
-        <w:lastRenderedPageBreak/>
-        <w:t xml:space="preserve">    </w:t>
       </w:r>
       <w:proofErr w:type="spellStart"/>
       <w:proofErr w:type="gramStart"/>
@@ -11893,12 +11786,12 @@
       <w:pPr>
         <w:pStyle w:val="1"/>
       </w:pPr>
-      <w:bookmarkStart w:id="4" w:name="_Toc213062831"/>
+      <w:bookmarkStart w:id="5" w:name="_Toc213783052"/>
       <w:r>
         <w:lastRenderedPageBreak/>
         <w:t>5.РЕЗУЛЬТАТ РАБОТЫ ПРОГРАММЫ</w:t>
       </w:r>
-      <w:bookmarkEnd w:id="4"/>
+      <w:bookmarkEnd w:id="5"/>
     </w:p>
     <w:p>
       <w:pPr>
@@ -11914,6 +11807,7 @@
       <w:r>
         <w:rPr>
           <w:rFonts w:ascii="Times New Roman" w:hAnsi="Times New Roman"/>
+          <w:noProof/>
           <w:sz w:val="28"/>
           <w:szCs w:val="28"/>
         </w:rPr>
@@ -11953,8 +11847,6 @@
           </wp:inline>
         </w:drawing>
       </w:r>
-      <w:bookmarkStart w:id="5" w:name="_GoBack"/>
-      <w:bookmarkEnd w:id="5"/>
     </w:p>
     <w:p>
       <w:pPr>
@@ -12838,545 +12730,38 @@
       <w:color w:val="808080"/>
     </w:rPr>
   </w:style>
-</w:styles>
-</file>
-
-<file path=word/glossary/document.xml><?xml version="1.0" encoding="utf-8"?>
-<w:glossaryDocument xmlns:wpc="http://schemas.microsoft.com/office/word/2010/wordprocessingCanvas" xmlns:mc="http://schemas.openxmlformats.org/markup-compatibility/2006" xmlns:o="urn:schemas-microsoft-com:office:office" xmlns:r="http://schemas.openxmlformats.org/officeDocument/2006/relationships" xmlns:m="http://schemas.openxmlformats.org/officeDocument/2006/math" xmlns:v="urn:schemas-microsoft-com:vml" xmlns:wp14="http://schemas.microsoft.com/office/word/2010/wordprocessingDrawing" xmlns:wp="http://schemas.openxmlformats.org/drawingml/2006/wordprocessingDrawing" xmlns:w10="urn:schemas-microsoft-com:office:word" xmlns:w="http://schemas.openxmlformats.org/wordprocessingml/2006/main" xmlns:w14="http://schemas.microsoft.com/office/word/2010/wordml" xmlns:w15="http://schemas.microsoft.com/office/word/2012/wordml" xmlns:wpg="http://schemas.microsoft.com/office/word/2010/wordprocessingGroup" xmlns:wpi="http://schemas.microsoft.com/office/word/2010/wordprocessingInk" xmlns:wne="http://schemas.microsoft.com/office/word/2006/wordml" xmlns:wps="http://schemas.microsoft.com/office/word/2010/wordprocessingShape" mc:Ignorable="w14 w15 wp14"/>
-</file>
-
-<file path=word/glossary/fontTable.xml><?xml version="1.0" encoding="utf-8"?>
-<w:fonts xmlns:mc="http://schemas.openxmlformats.org/markup-compatibility/2006" xmlns:r="http://schemas.openxmlformats.org/officeDocument/2006/relationships" xmlns:w="http://schemas.openxmlformats.org/wordprocessingml/2006/main" xmlns:w14="http://schemas.microsoft.com/office/word/2010/wordml" xmlns:w15="http://schemas.microsoft.com/office/word/2012/wordml" mc:Ignorable="w14 w15">
-  <w:font w:name="Times New Roman">
-    <w:panose1 w:val="02020603050405020304"/>
-    <w:charset w:val="CC"/>
-    <w:family w:val="roman"/>
-    <w:pitch w:val="variable"/>
-    <w:sig w:usb0="E0002EFF" w:usb1="C000785B" w:usb2="00000009" w:usb3="00000000" w:csb0="000001FF" w:csb1="00000000"/>
-  </w:font>
-  <w:font w:name="Calibri">
-    <w:panose1 w:val="020F0502020204030204"/>
-    <w:charset w:val="CC"/>
-    <w:family w:val="swiss"/>
-    <w:pitch w:val="variable"/>
-    <w:sig w:usb0="E4002EFF" w:usb1="C000247B" w:usb2="00000009" w:usb3="00000000" w:csb0="000001FF" w:csb1="00000000"/>
-  </w:font>
-  <w:font w:name="Arial">
-    <w:panose1 w:val="020B0604020202020204"/>
-    <w:charset w:val="CC"/>
-    <w:family w:val="swiss"/>
-    <w:pitch w:val="variable"/>
-    <w:sig w:usb0="E0002EFF" w:usb1="C000785B" w:usb2="00000009" w:usb3="00000000" w:csb0="000001FF" w:csb1="00000000"/>
-  </w:font>
-  <w:font w:name="GOST type A">
-    <w:altName w:val="Arial"/>
-    <w:charset w:val="00"/>
-    <w:family w:val="swiss"/>
-    <w:pitch w:val="variable"/>
-    <w:sig w:usb0="00000001" w:usb1="00000000" w:usb2="00000000" w:usb3="00000000" w:csb0="00000005" w:csb1="00000000"/>
-  </w:font>
-  <w:font w:name="Calibri Light">
-    <w:panose1 w:val="020F0302020204030204"/>
-    <w:charset w:val="CC"/>
-    <w:family w:val="swiss"/>
-    <w:pitch w:val="variable"/>
-    <w:sig w:usb0="E4002EFF" w:usb1="C000247B" w:usb2="00000009" w:usb3="00000000" w:csb0="000001FF" w:csb1="00000000"/>
-  </w:font>
-  <w:font w:name="Cambria Math">
-    <w:panose1 w:val="02040503050406030204"/>
-    <w:charset w:val="CC"/>
-    <w:family w:val="roman"/>
-    <w:pitch w:val="variable"/>
-    <w:sig w:usb0="E00006FF" w:usb1="420024FF" w:usb2="02000000" w:usb3="00000000" w:csb0="0000019F" w:csb1="00000000"/>
-  </w:font>
-  <w:font w:name="Consolas">
-    <w:panose1 w:val="020B0609020204030204"/>
-    <w:charset w:val="CC"/>
-    <w:family w:val="modern"/>
-    <w:pitch w:val="fixed"/>
-    <w:sig w:usb0="E00006FF" w:usb1="0000FCFF" w:usb2="00000001" w:usb3="00000000" w:csb0="0000019F" w:csb1="00000000"/>
-  </w:font>
-</w:fonts>
-</file>
-
-<file path=word/glossary/settings.xml><?xml version="1.0" encoding="utf-8"?>
-<w:settings xmlns:mc="http://schemas.openxmlformats.org/markup-compatibility/2006" xmlns:o="urn:schemas-microsoft-com:office:office" xmlns:r="http://schemas.openxmlformats.org/officeDocument/2006/relationships" xmlns:m="http://schemas.openxmlformats.org/officeDocument/2006/math" xmlns:v="urn:schemas-microsoft-com:vml" xmlns:w10="urn:schemas-microsoft-com:office:word" xmlns:w="http://schemas.openxmlformats.org/wordprocessingml/2006/main" xmlns:w14="http://schemas.microsoft.com/office/word/2010/wordml" xmlns:w15="http://schemas.microsoft.com/office/word/2012/wordml" xmlns:sl="http://schemas.openxmlformats.org/schemaLibrary/2006/main" mc:Ignorable="w14 w15">
-  <w:view w:val="normal"/>
-  <w:defaultTabStop w:val="708"/>
-  <w:characterSpacingControl w:val="doNotCompress"/>
-  <w:compat>
-    <w:useFELayout/>
-    <w:compatSetting w:name="compatibilityMode" w:uri="http://schemas.microsoft.com/office/word" w:val="15"/>
-    <w:compatSetting w:name="overrideTableStyleFontSizeAndJustification" w:uri="http://schemas.microsoft.com/office/word" w:val="1"/>
-    <w:compatSetting w:name="enableOpenTypeFeatures" w:uri="http://schemas.microsoft.com/office/word" w:val="1"/>
-    <w:compatSetting w:name="doNotFlipMirrorIndents" w:uri="http://schemas.microsoft.com/office/word" w:val="1"/>
-    <w:compatSetting w:name="differentiateMultirowTableHeaders" w:uri="http://schemas.microsoft.com/office/word" w:val="1"/>
-  </w:compat>
-  <w:rsids>
-    <w:rsidRoot w:val="003C3ED1"/>
-    <w:rsid w:val="003C3ED1"/>
-    <w:rsid w:val="00860242"/>
-  </w:rsids>
-  <m:mathPr>
-    <m:mathFont m:val="Cambria Math"/>
-    <m:brkBin m:val="before"/>
-    <m:brkBinSub m:val="--"/>
-    <m:smallFrac m:val="0"/>
-    <m:dispDef/>
-    <m:lMargin m:val="0"/>
-    <m:rMargin m:val="0"/>
-    <m:defJc m:val="centerGroup"/>
-    <m:wrapIndent m:val="1440"/>
-    <m:intLim m:val="subSup"/>
-    <m:naryLim m:val="undOvr"/>
-  </m:mathPr>
-  <w:themeFontLang w:val="ru-RU"/>
-  <w:clrSchemeMapping w:bg1="light1" w:t1="dark1" w:bg2="light2" w:t2="dark2" w:accent1="accent1" w:accent2="accent2" w:accent3="accent3" w:accent4="accent4" w:accent5="accent5" w:accent6="accent6" w:hyperlink="hyperlink" w:followedHyperlink="followedHyperlink"/>
-  <w:decimalSymbol w:val=","/>
-  <w:listSeparator w:val=";"/>
-  <w15:chartTrackingRefBased/>
-</w:settings>
-</file>
-
-<file path=word/glossary/styles.xml><?xml version="1.0" encoding="utf-8"?>
-<w:styles xmlns:mc="http://schemas.openxmlformats.org/markup-compatibility/2006" xmlns:r="http://schemas.openxmlformats.org/officeDocument/2006/relationships" xmlns:w="http://schemas.openxmlformats.org/wordprocessingml/2006/main" xmlns:w14="http://schemas.microsoft.com/office/word/2010/wordml" xmlns:w15="http://schemas.microsoft.com/office/word/2012/wordml" mc:Ignorable="w14 w15">
-  <w:docDefaults>
-    <w:rPrDefault>
-      <w:rPr>
-        <w:rFonts w:asciiTheme="minorHAnsi" w:eastAsiaTheme="minorEastAsia" w:hAnsiTheme="minorHAnsi" w:cstheme="minorBidi"/>
-        <w:sz w:val="22"/>
-        <w:szCs w:val="22"/>
-        <w:lang w:val="ru-RU" w:eastAsia="ru-RU" w:bidi="ar-SA"/>
-      </w:rPr>
-    </w:rPrDefault>
-    <w:pPrDefault>
-      <w:pPr>
-        <w:spacing w:after="160" w:line="259" w:lineRule="auto"/>
-      </w:pPr>
-    </w:pPrDefault>
-  </w:docDefaults>
-  <w:latentStyles w:defLockedState="0" w:defUIPriority="99" w:defSemiHidden="0" w:defUnhideWhenUsed="0" w:defQFormat="0" w:count="371">
-    <w:lsdException w:name="Normal" w:uiPriority="0" w:qFormat="1"/>
-    <w:lsdException w:name="heading 1" w:uiPriority="9" w:qFormat="1"/>
-    <w:lsdException w:name="heading 2" w:semiHidden="1" w:uiPriority="9" w:unhideWhenUsed="1" w:qFormat="1"/>
-    <w:lsdException w:name="heading 3" w:semiHidden="1" w:uiPriority="9" w:unhideWhenUsed="1" w:qFormat="1"/>
-    <w:lsdException w:name="heading 4" w:semiHidden="1" w:uiPriority="9" w:unhideWhenUsed="1" w:qFormat="1"/>
-    <w:lsdException w:name="heading 5" w:semiHidden="1" w:uiPriority="9" w:unhideWhenUsed="1" w:qFormat="1"/>
-    <w:lsdException w:name="heading 6" w:semiHidden="1" w:uiPriority="9" w:unhideWhenUsed="1" w:qFormat="1"/>
-    <w:lsdException w:name="heading 7" w:semiHidden="1" w:uiPriority="9" w:unhideWhenUsed="1" w:qFormat="1"/>
-    <w:lsdException w:name="heading 8" w:semiHidden="1" w:uiPriority="9" w:unhideWhenUsed="1" w:qFormat="1"/>
-    <w:lsdException w:name="heading 9" w:semiHidden="1" w:uiPriority="9" w:unhideWhenUsed="1" w:qFormat="1"/>
-    <w:lsdException w:name="index 1" w:semiHidden="1" w:unhideWhenUsed="1"/>
-    <w:lsdException w:name="index 2" w:semiHidden="1" w:unhideWhenUsed="1"/>
-    <w:lsdException w:name="index 3" w:semiHidden="1" w:unhideWhenUsed="1"/>
-    <w:lsdException w:name="index 4" w:semiHidden="1" w:unhideWhenUsed="1"/>
-    <w:lsdException w:name="index 5" w:semiHidden="1" w:unhideWhenUsed="1"/>
-    <w:lsdException w:name="index 6" w:semiHidden="1" w:unhideWhenUsed="1"/>
-    <w:lsdException w:name="index 7" w:semiHidden="1" w:unhideWhenUsed="1"/>
-    <w:lsdException w:name="index 8" w:semiHidden="1" w:unhideWhenUsed="1"/>
-    <w:lsdException w:name="index 9" w:semiHidden="1" w:unhideWhenUsed="1"/>
-    <w:lsdException w:name="toc 1" w:semiHidden="1" w:uiPriority="39" w:unhideWhenUsed="1"/>
-    <w:lsdException w:name="toc 2" w:semiHidden="1" w:uiPriority="39" w:unhideWhenUsed="1"/>
-    <w:lsdException w:name="toc 3" w:semiHidden="1" w:uiPriority="39" w:unhideWhenUsed="1"/>
-    <w:lsdException w:name="toc 4" w:semiHidden="1" w:uiPriority="39" w:unhideWhenUsed="1"/>
-    <w:lsdException w:name="toc 5" w:semiHidden="1" w:uiPriority="39" w:unhideWhenUsed="1"/>
-    <w:lsdException w:name="toc 6" w:semiHidden="1" w:uiPriority="39" w:unhideWhenUsed="1"/>
-    <w:lsdException w:name="toc 7" w:semiHidden="1" w:uiPriority="39" w:unhideWhenUsed="1"/>
-    <w:lsdException w:name="toc 8" w:semiHidden="1" w:uiPriority="39" w:unhideWhenUsed="1"/>
-    <w:lsdException w:name="toc 9" w:semiHidden="1" w:uiPriority="39" w:unhideWhenUsed="1"/>
-    <w:lsdException w:name="Normal Indent" w:semiHidden="1" w:unhideWhenUsed="1"/>
-    <w:lsdException w:name="footnote text" w:semiHidden="1" w:unhideWhenUsed="1"/>
-    <w:lsdException w:name="annotation text" w:semiHidden="1" w:unhideWhenUsed="1"/>
-    <w:lsdException w:name="header" w:semiHidden="1" w:unhideWhenUsed="1"/>
-    <w:lsdException w:name="footer" w:semiHidden="1" w:unhideWhenUsed="1"/>
-    <w:lsdException w:name="index heading" w:semiHidden="1" w:unhideWhenUsed="1"/>
-    <w:lsdException w:name="caption" w:semiHidden="1" w:uiPriority="35" w:unhideWhenUsed="1" w:qFormat="1"/>
-    <w:lsdException w:name="table of figures" w:semiHidden="1" w:unhideWhenUsed="1"/>
-    <w:lsdException w:name="envelope address" w:semiHidden="1" w:unhideWhenUsed="1"/>
-    <w:lsdException w:name="envelope return" w:semiHidden="1" w:unhideWhenUsed="1"/>
-    <w:lsdException w:name="footnote reference" w:semiHidden="1" w:unhideWhenUsed="1"/>
-    <w:lsdException w:name="annotation reference" w:semiHidden="1" w:unhideWhenUsed="1"/>
-    <w:lsdException w:name="line number" w:semiHidden="1" w:unhideWhenUsed="1"/>
-    <w:lsdException w:name="page number" w:semiHidden="1" w:unhideWhenUsed="1"/>
-    <w:lsdException w:name="endnote reference" w:semiHidden="1" w:unhideWhenUsed="1"/>
-    <w:lsdException w:name="endnote text" w:semiHidden="1" w:unhideWhenUsed="1"/>
-    <w:lsdException w:name="table of authorities" w:semiHidden="1" w:unhideWhenUsed="1"/>
-    <w:lsdException w:name="macro" w:semiHidden="1" w:unhideWhenUsed="1"/>
-    <w:lsdException w:name="toa heading" w:semiHidden="1" w:unhideWhenUsed="1"/>
-    <w:lsdException w:name="List" w:semiHidden="1" w:unhideWhenUsed="1"/>
-    <w:lsdException w:name="List Bullet" w:semiHidden="1" w:unhideWhenUsed="1"/>
-    <w:lsdException w:name="List Number" w:semiHidden="1" w:unhideWhenUsed="1"/>
-    <w:lsdException w:name="List 2" w:semiHidden="1" w:unhideWhenUsed="1"/>
-    <w:lsdException w:name="List 3" w:semiHidden="1" w:unhideWhenUsed="1"/>
-    <w:lsdException w:name="List 4" w:semiHidden="1" w:unhideWhenUsed="1"/>
-    <w:lsdException w:name="List 5" w:semiHidden="1" w:unhideWhenUsed="1"/>
-    <w:lsdException w:name="List Bullet 2" w:semiHidden="1" w:unhideWhenUsed="1"/>
-    <w:lsdException w:name="List Bullet 3" w:semiHidden="1" w:unhideWhenUsed="1"/>
-    <w:lsdException w:name="List Bullet 4" w:semiHidden="1" w:unhideWhenUsed="1"/>
-    <w:lsdException w:name="List Bullet 5" w:semiHidden="1" w:unhideWhenUsed="1"/>
-    <w:lsdException w:name="List Number 2" w:semiHidden="1" w:unhideWhenUsed="1"/>
-    <w:lsdException w:name="List Number 3" w:semiHidden="1" w:unhideWhenUsed="1"/>
-    <w:lsdException w:name="List Number 4" w:semiHidden="1" w:unhideWhenUsed="1"/>
-    <w:lsdException w:name="List Number 5" w:semiHidden="1" w:unhideWhenUsed="1"/>
-    <w:lsdException w:name="Title" w:uiPriority="10" w:qFormat="1"/>
-    <w:lsdException w:name="Closing" w:semiHidden="1" w:unhideWhenUsed="1"/>
-    <w:lsdException w:name="Signature" w:semiHidden="1" w:unhideWhenUsed="1"/>
-    <w:lsdException w:name="Default Paragraph Font" w:semiHidden="1" w:uiPriority="1" w:unhideWhenUsed="1"/>
-    <w:lsdException w:name="Body Text" w:semiHidden="1" w:unhideWhenUsed="1"/>
-    <w:lsdException w:name="Body Text Indent" w:semiHidden="1" w:unhideWhenUsed="1"/>
-    <w:lsdException w:name="List Continue" w:semiHidden="1" w:unhideWhenUsed="1"/>
-    <w:lsdException w:name="List Continue 2" w:semiHidden="1" w:unhideWhenUsed="1"/>
-    <w:lsdException w:name="List Continue 3" w:semiHidden="1" w:unhideWhenUsed="1"/>
-    <w:lsdException w:name="List Continue 4" w:semiHidden="1" w:unhideWhenUsed="1"/>
-    <w:lsdException w:name="List Continue 5" w:semiHidden="1" w:unhideWhenUsed="1"/>
-    <w:lsdException w:name="Message Header" w:semiHidden="1" w:unhideWhenUsed="1"/>
-    <w:lsdException w:name="Subtitle" w:uiPriority="11" w:qFormat="1"/>
-    <w:lsdException w:name="Salutation" w:semiHidden="1" w:unhideWhenUsed="1"/>
-    <w:lsdException w:name="Date" w:semiHidden="1" w:unhideWhenUsed="1"/>
-    <w:lsdException w:name="Body Text First Indent" w:semiHidden="1" w:unhideWhenUsed="1"/>
-    <w:lsdException w:name="Body Text First Indent 2" w:semiHidden="1" w:unhideWhenUsed="1"/>
-    <w:lsdException w:name="Note Heading" w:semiHidden="1" w:unhideWhenUsed="1"/>
-    <w:lsdException w:name="Body Text 2" w:semiHidden="1" w:unhideWhenUsed="1"/>
-    <w:lsdException w:name="Body Text 3" w:semiHidden="1" w:unhideWhenUsed="1"/>
-    <w:lsdException w:name="Body Text Indent 2" w:semiHidden="1" w:unhideWhenUsed="1"/>
-    <w:lsdException w:name="Body Text Indent 3" w:semiHidden="1" w:unhideWhenUsed="1"/>
-    <w:lsdException w:name="Block Text" w:semiHidden="1" w:unhideWhenUsed="1"/>
-    <w:lsdException w:name="Hyperlink" w:semiHidden="1" w:unhideWhenUsed="1"/>
-    <w:lsdException w:name="FollowedHyperlink" w:semiHidden="1" w:unhideWhenUsed="1"/>
-    <w:lsdException w:name="Strong" w:uiPriority="22" w:qFormat="1"/>
-    <w:lsdException w:name="Emphasis" w:uiPriority="20" w:qFormat="1"/>
-    <w:lsdException w:name="Document Map" w:semiHidden="1" w:unhideWhenUsed="1"/>
-    <w:lsdException w:name="Plain Text" w:semiHidden="1" w:unhideWhenUsed="1"/>
-    <w:lsdException w:name="E-mail Signature" w:semiHidden="1" w:unhideWhenUsed="1"/>
-    <w:lsdException w:name="HTML Top of Form" w:semiHidden="1" w:unhideWhenUsed="1"/>
-    <w:lsdException w:name="HTML Bottom of Form" w:semiHidden="1" w:unhideWhenUsed="1"/>
-    <w:lsdException w:name="Normal (Web)" w:semiHidden="1" w:unhideWhenUsed="1"/>
-    <w:lsdException w:name="HTML Acronym" w:semiHidden="1" w:unhideWhenUsed="1"/>
-    <w:lsdException w:name="HTML Address" w:semiHidden="1" w:unhideWhenUsed="1"/>
-    <w:lsdException w:name="HTML Cite" w:semiHidden="1" w:unhideWhenUsed="1"/>
-    <w:lsdException w:name="HTML Code" w:semiHidden="1" w:unhideWhenUsed="1"/>
-    <w:lsdException w:name="HTML Definition" w:semiHidden="1" w:unhideWhenUsed="1"/>
-    <w:lsdException w:name="HTML Keyboard" w:semiHidden="1" w:unhideWhenUsed="1"/>
-    <w:lsdException w:name="HTML Preformatted" w:semiHidden="1" w:unhideWhenUsed="1"/>
-    <w:lsdException w:name="HTML Sample" w:semiHidden="1" w:unhideWhenUsed="1"/>
-    <w:lsdException w:name="HTML Typewriter" w:semiHidden="1" w:unhideWhenUsed="1"/>
-    <w:lsdException w:name="HTML Variable" w:semiHidden="1" w:unhideWhenUsed="1"/>
-    <w:lsdException w:name="Normal Table" w:semiHidden="1" w:unhideWhenUsed="1"/>
-    <w:lsdException w:name="annotation subject" w:semiHidden="1" w:unhideWhenUsed="1"/>
-    <w:lsdException w:name="No List" w:semiHidden="1" w:unhideWhenUsed="1"/>
-    <w:lsdException w:name="Outline List 1" w:semiHidden="1" w:unhideWhenUsed="1"/>
-    <w:lsdException w:name="Outline List 2" w:semiHidden="1" w:unhideWhenUsed="1"/>
-    <w:lsdException w:name="Outline List 3" w:semiHidden="1" w:unhideWhenUsed="1"/>
-    <w:lsdException w:name="Table Simple 1" w:semiHidden="1" w:unhideWhenUsed="1"/>
-    <w:lsdException w:name="Table Simple 2" w:semiHidden="1" w:unhideWhenUsed="1"/>
-    <w:lsdException w:name="Table Simple 3" w:semiHidden="1" w:unhideWhenUsed="1"/>
-    <w:lsdException w:name="Table Classic 1" w:semiHidden="1" w:unhideWhenUsed="1"/>
-    <w:lsdException w:name="Table Classic 2" w:semiHidden="1" w:unhideWhenUsed="1"/>
-    <w:lsdException w:name="Table Classic 3" w:semiHidden="1" w:unhideWhenUsed="1"/>
-    <w:lsdException w:name="Table Classic 4" w:semiHidden="1" w:unhideWhenUsed="1"/>
-    <w:lsdException w:name="Table Colorful 1" w:semiHidden="1" w:unhideWhenUsed="1"/>
-    <w:lsdException w:name="Table Colorful 2" w:semiHidden="1" w:unhideWhenUsed="1"/>
-    <w:lsdException w:name="Table Colorful 3" w:semiHidden="1" w:unhideWhenUsed="1"/>
-    <w:lsdException w:name="Table Columns 1" w:semiHidden="1" w:unhideWhenUsed="1"/>
-    <w:lsdException w:name="Table Columns 2" w:semiHidden="1" w:unhideWhenUsed="1"/>
-    <w:lsdException w:name="Table Columns 3" w:semiHidden="1" w:unhideWhenUsed="1"/>
-    <w:lsdException w:name="Table Columns 4" w:semiHidden="1" w:unhideWhenUsed="1"/>
-    <w:lsdException w:name="Table Columns 5" w:semiHidden="1" w:unhideWhenUsed="1"/>
-    <w:lsdException w:name="Table Grid 1" w:semiHidden="1" w:unhideWhenUsed="1"/>
-    <w:lsdException w:name="Table Grid 2" w:semiHidden="1" w:unhideWhenUsed="1"/>
-    <w:lsdException w:name="Table Grid 3" w:semiHidden="1" w:unhideWhenUsed="1"/>
-    <w:lsdException w:name="Table Grid 4" w:semiHidden="1" w:unhideWhenUsed="1"/>
-    <w:lsdException w:name="Table Grid 5" w:semiHidden="1" w:unhideWhenUsed="1"/>
-    <w:lsdException w:name="Table Grid 6" w:semiHidden="1" w:unhideWhenUsed="1"/>
-    <w:lsdException w:name="Table Grid 7" w:semiHidden="1" w:unhideWhenUsed="1"/>
-    <w:lsdException w:name="Table Grid 8" w:semiHidden="1" w:unhideWhenUsed="1"/>
-    <w:lsdException w:name="Table List 1" w:semiHidden="1" w:unhideWhenUsed="1"/>
-    <w:lsdException w:name="Table List 2" w:semiHidden="1" w:unhideWhenUsed="1"/>
-    <w:lsdException w:name="Table List 3" w:semiHidden="1" w:unhideWhenUsed="1"/>
-    <w:lsdException w:name="Table List 4" w:semiHidden="1" w:unhideWhenUsed="1"/>
-    <w:lsdException w:name="Table List 5" w:semiHidden="1" w:unhideWhenUsed="1"/>
-    <w:lsdException w:name="Table List 6" w:semiHidden="1" w:unhideWhenUsed="1"/>
-    <w:lsdException w:name="Table List 7" w:semiHidden="1" w:unhideWhenUsed="1"/>
-    <w:lsdException w:name="Table List 8" w:semiHidden="1" w:unhideWhenUsed="1"/>
-    <w:lsdException w:name="Table 3D effects 1" w:semiHidden="1" w:unhideWhenUsed="1"/>
-    <w:lsdException w:name="Table 3D effects 2" w:semiHidden="1" w:unhideWhenUsed="1"/>
-    <w:lsdException w:name="Table 3D effects 3" w:semiHidden="1" w:unhideWhenUsed="1"/>
-    <w:lsdException w:name="Table Contemporary" w:semiHidden="1" w:unhideWhenUsed="1"/>
-    <w:lsdException w:name="Table Elegant" w:semiHidden="1" w:unhideWhenUsed="1"/>
-    <w:lsdException w:name="Table Professional" w:semiHidden="1" w:unhideWhenUsed="1"/>
-    <w:lsdException w:name="Table Subtle 1" w:semiHidden="1" w:unhideWhenUsed="1"/>
-    <w:lsdException w:name="Table Subtle 2" w:semiHidden="1" w:unhideWhenUsed="1"/>
-    <w:lsdException w:name="Table Web 1" w:semiHidden="1" w:unhideWhenUsed="1"/>
-    <w:lsdException w:name="Table Web 2" w:semiHidden="1" w:unhideWhenUsed="1"/>
-    <w:lsdException w:name="Table Web 3" w:semiHidden="1" w:unhideWhenUsed="1"/>
-    <w:lsdException w:name="Balloon Text" w:semiHidden="1" w:unhideWhenUsed="1"/>
-    <w:lsdException w:name="Table Grid" w:uiPriority="39"/>
-    <w:lsdException w:name="Table Theme" w:semiHidden="1" w:unhideWhenUsed="1"/>
-    <w:lsdException w:name="Placeholder Text" w:semiHidden="1"/>
-    <w:lsdException w:name="No Spacing" w:uiPriority="1" w:qFormat="1"/>
-    <w:lsdException w:name="Light Shading" w:uiPriority="60"/>
-    <w:lsdException w:name="Light List" w:uiPriority="61"/>
-    <w:lsdException w:name="Light Grid" w:uiPriority="62"/>
-    <w:lsdException w:name="Medium Shading 1" w:uiPriority="63"/>
-    <w:lsdException w:name="Medium Shading 2" w:uiPriority="64"/>
-    <w:lsdException w:name="Medium List 1" w:uiPriority="65"/>
-    <w:lsdException w:name="Medium List 2" w:uiPriority="66"/>
-    <w:lsdException w:name="Medium Grid 1" w:uiPriority="67"/>
-    <w:lsdException w:name="Medium Grid 2" w:uiPriority="68"/>
-    <w:lsdException w:name="Medium Grid 3" w:uiPriority="69"/>
-    <w:lsdException w:name="Dark List" w:uiPriority="70"/>
-    <w:lsdException w:name="Colorful Shading" w:uiPriority="71"/>
-    <w:lsdException w:name="Colorful List" w:uiPriority="72"/>
-    <w:lsdException w:name="Colorful Grid" w:uiPriority="73"/>
-    <w:lsdException w:name="Light Shading Accent 1" w:uiPriority="60"/>
-    <w:lsdException w:name="Light List Accent 1" w:uiPriority="61"/>
-    <w:lsdException w:name="Light Grid Accent 1" w:uiPriority="62"/>
-    <w:lsdException w:name="Medium Shading 1 Accent 1" w:uiPriority="63"/>
-    <w:lsdException w:name="Medium Shading 2 Accent 1" w:uiPriority="64"/>
-    <w:lsdException w:name="Medium List 1 Accent 1" w:uiPriority="65"/>
-    <w:lsdException w:name="Revision" w:semiHidden="1"/>
-    <w:lsdException w:name="List Paragraph" w:uiPriority="34" w:qFormat="1"/>
-    <w:lsdException w:name="Quote" w:uiPriority="29" w:qFormat="1"/>
-    <w:lsdException w:name="Intense Quote" w:uiPriority="30" w:qFormat="1"/>
-    <w:lsdException w:name="Medium List 2 Accent 1" w:uiPriority="66"/>
-    <w:lsdException w:name="Medium Grid 1 Accent 1" w:uiPriority="67"/>
-    <w:lsdException w:name="Medium Grid 2 Accent 1" w:uiPriority="68"/>
-    <w:lsdException w:name="Medium Grid 3 Accent 1" w:uiPriority="69"/>
-    <w:lsdException w:name="Dark List Accent 1" w:uiPriority="70"/>
-    <w:lsdException w:name="Colorful Shading Accent 1" w:uiPriority="71"/>
-    <w:lsdException w:name="Colorful List Accent 1" w:uiPriority="72"/>
-    <w:lsdException w:name="Colorful Grid Accent 1" w:uiPriority="73"/>
-    <w:lsdException w:name="Light Shading Accent 2" w:uiPriority="60"/>
-    <w:lsdException w:name="Light List Accent 2" w:uiPriority="61"/>
-    <w:lsdException w:name="Light Grid Accent 2" w:uiPriority="62"/>
-    <w:lsdException w:name="Medium Shading 1 Accent 2" w:uiPriority="63"/>
-    <w:lsdException w:name="Medium Shading 2 Accent 2" w:uiPriority="64"/>
-    <w:lsdException w:name="Medium List 1 Accent 2" w:uiPriority="65"/>
-    <w:lsdException w:name="Medium List 2 Accent 2" w:uiPriority="66"/>
-    <w:lsdException w:name="Medium Grid 1 Accent 2" w:uiPriority="67"/>
-    <w:lsdException w:name="Medium Grid 2 Accent 2" w:uiPriority="68"/>
-    <w:lsdException w:name="Medium Grid 3 Accent 2" w:uiPriority="69"/>
-    <w:lsdException w:name="Dark List Accent 2" w:uiPriority="70"/>
-    <w:lsdException w:name="Colorful Shading Accent 2" w:uiPriority="71"/>
-    <w:lsdException w:name="Colorful List Accent 2" w:uiPriority="72"/>
-    <w:lsdException w:name="Colorful Grid Accent 2" w:uiPriority="73"/>
-    <w:lsdException w:name="Light Shading Accent 3" w:uiPriority="60"/>
-    <w:lsdException w:name="Light List Accent 3" w:uiPriority="61"/>
-    <w:lsdException w:name="Light Grid Accent 3" w:uiPriority="62"/>
-    <w:lsdException w:name="Medium Shading 1 Accent 3" w:uiPriority="63"/>
-    <w:lsdException w:name="Medium Shading 2 Accent 3" w:uiPriority="64"/>
-    <w:lsdException w:name="Medium List 1 Accent 3" w:uiPriority="65"/>
-    <w:lsdException w:name="Medium List 2 Accent 3" w:uiPriority="66"/>
-    <w:lsdException w:name="Medium Grid 1 Accent 3" w:uiPriority="67"/>
-    <w:lsdException w:name="Medium Grid 2 Accent 3" w:uiPriority="68"/>
-    <w:lsdException w:name="Medium Grid 3 Accent 3" w:uiPriority="69"/>
-    <w:lsdException w:name="Dark List Accent 3" w:uiPriority="70"/>
-    <w:lsdException w:name="Colorful Shading Accent 3" w:uiPriority="71"/>
-    <w:lsdException w:name="Colorful List Accent 3" w:uiPriority="72"/>
-    <w:lsdException w:name="Colorful Grid Accent 3" w:uiPriority="73"/>
-    <w:lsdException w:name="Light Shading Accent 4" w:uiPriority="60"/>
-    <w:lsdException w:name="Light List Accent 4" w:uiPriority="61"/>
-    <w:lsdException w:name="Light Grid Accent 4" w:uiPriority="62"/>
-    <w:lsdException w:name="Medium Shading 1 Accent 4" w:uiPriority="63"/>
-    <w:lsdException w:name="Medium Shading 2 Accent 4" w:uiPriority="64"/>
-    <w:lsdException w:name="Medium List 1 Accent 4" w:uiPriority="65"/>
-    <w:lsdException w:name="Medium List 2 Accent 4" w:uiPriority="66"/>
-    <w:lsdException w:name="Medium Grid 1 Accent 4" w:uiPriority="67"/>
-    <w:lsdException w:name="Medium Grid 2 Accent 4" w:uiPriority="68"/>
-    <w:lsdException w:name="Medium Grid 3 Accent 4" w:uiPriority="69"/>
-    <w:lsdException w:name="Dark List Accent 4" w:uiPriority="70"/>
-    <w:lsdException w:name="Colorful Shading Accent 4" w:uiPriority="71"/>
-    <w:lsdException w:name="Colorful List Accent 4" w:uiPriority="72"/>
-    <w:lsdException w:name="Colorful Grid Accent 4" w:uiPriority="73"/>
-    <w:lsdException w:name="Light Shading Accent 5" w:uiPriority="60"/>
-    <w:lsdException w:name="Light List Accent 5" w:uiPriority="61"/>
-    <w:lsdException w:name="Light Grid Accent 5" w:uiPriority="62"/>
-    <w:lsdException w:name="Medium Shading 1 Accent 5" w:uiPriority="63"/>
-    <w:lsdException w:name="Medium Shading 2 Accent 5" w:uiPriority="64"/>
-    <w:lsdException w:name="Medium List 1 Accent 5" w:uiPriority="65"/>
-    <w:lsdException w:name="Medium List 2 Accent 5" w:uiPriority="66"/>
-    <w:lsdException w:name="Medium Grid 1 Accent 5" w:uiPriority="67"/>
-    <w:lsdException w:name="Medium Grid 2 Accent 5" w:uiPriority="68"/>
-    <w:lsdException w:name="Medium Grid 3 Accent 5" w:uiPriority="69"/>
-    <w:lsdException w:name="Dark List Accent 5" w:uiPriority="70"/>
-    <w:lsdException w:name="Colorful Shading Accent 5" w:uiPriority="71"/>
-    <w:lsdException w:name="Colorful List Accent 5" w:uiPriority="72"/>
-    <w:lsdException w:name="Colorful Grid Accent 5" w:uiPriority="73"/>
-    <w:lsdException w:name="Light Shading Accent 6" w:uiPriority="60"/>
-    <w:lsdException w:name="Light List Accent 6" w:uiPriority="61"/>
-    <w:lsdException w:name="Light Grid Accent 6" w:uiPriority="62"/>
-    <w:lsdException w:name="Medium Shading 1 Accent 6" w:uiPriority="63"/>
-    <w:lsdException w:name="Medium Shading 2 Accent 6" w:uiPriority="64"/>
-    <w:lsdException w:name="Medium List 1 Accent 6" w:uiPriority="65"/>
-    <w:lsdException w:name="Medium List 2 Accent 6" w:uiPriority="66"/>
-    <w:lsdException w:name="Medium Grid 1 Accent 6" w:uiPriority="67"/>
-    <w:lsdException w:name="Medium Grid 2 Accent 6" w:uiPriority="68"/>
-    <w:lsdException w:name="Medium Grid 3 Accent 6" w:uiPriority="69"/>
-    <w:lsdException w:name="Dark List Accent 6" w:uiPriority="70"/>
-    <w:lsdException w:name="Colorful Shading Accent 6" w:uiPriority="71"/>
-    <w:lsdException w:name="Colorful List Accent 6" w:uiPriority="72"/>
-    <w:lsdException w:name="Colorful Grid Accent 6" w:uiPriority="73"/>
-    <w:lsdException w:name="Subtle Emphasis" w:uiPriority="19" w:qFormat="1"/>
-    <w:lsdException w:name="Intense Emphasis" w:uiPriority="21" w:qFormat="1"/>
-    <w:lsdException w:name="Subtle Reference" w:uiPriority="31" w:qFormat="1"/>
-    <w:lsdException w:name="Intense Reference" w:uiPriority="32" w:qFormat="1"/>
-    <w:lsdException w:name="Book Title" w:uiPriority="33" w:qFormat="1"/>
-    <w:lsdException w:name="Bibliography" w:semiHidden="1" w:uiPriority="37" w:unhideWhenUsed="1"/>
-    <w:lsdException w:name="TOC Heading" w:semiHidden="1" w:uiPriority="39" w:unhideWhenUsed="1" w:qFormat="1"/>
-    <w:lsdException w:name="Plain Table 1" w:uiPriority="41"/>
-    <w:lsdException w:name="Plain Table 2" w:uiPriority="42"/>
-    <w:lsdException w:name="Plain Table 3" w:uiPriority="43"/>
-    <w:lsdException w:name="Plain Table 4" w:uiPriority="44"/>
-    <w:lsdException w:name="Plain Table 5" w:uiPriority="45"/>
-    <w:lsdException w:name="Grid Table Light" w:uiPriority="40"/>
-    <w:lsdException w:name="Grid Table 1 Light" w:uiPriority="46"/>
-    <w:lsdException w:name="Grid Table 2" w:uiPriority="47"/>
-    <w:lsdException w:name="Grid Table 3" w:uiPriority="48"/>
-    <w:lsdException w:name="Grid Table 4" w:uiPriority="49"/>
-    <w:lsdException w:name="Grid Table 5 Dark" w:uiPriority="50"/>
-    <w:lsdException w:name="Grid Table 6 Colorful" w:uiPriority="51"/>
-    <w:lsdException w:name="Grid Table 7 Colorful" w:uiPriority="52"/>
-    <w:lsdException w:name="Grid Table 1 Light Accent 1" w:uiPriority="46"/>
-    <w:lsdException w:name="Grid Table 2 Accent 1" w:uiPriority="47"/>
-    <w:lsdException w:name="Grid Table 3 Accent 1" w:uiPriority="48"/>
-    <w:lsdException w:name="Grid Table 4 Accent 1" w:uiPriority="49"/>
-    <w:lsdException w:name="Grid Table 5 Dark Accent 1" w:uiPriority="50"/>
-    <w:lsdException w:name="Grid Table 6 Colorful Accent 1" w:uiPriority="51"/>
-    <w:lsdException w:name="Grid Table 7 Colorful Accent 1" w:uiPriority="52"/>
-    <w:lsdException w:name="Grid Table 1 Light Accent 2" w:uiPriority="46"/>
-    <w:lsdException w:name="Grid Table 2 Accent 2" w:uiPriority="47"/>
-    <w:lsdException w:name="Grid Table 3 Accent 2" w:uiPriority="48"/>
-    <w:lsdException w:name="Grid Table 4 Accent 2" w:uiPriority="49"/>
-    <w:lsdException w:name="Grid Table 5 Dark Accent 2" w:uiPriority="50"/>
-    <w:lsdException w:name="Grid Table 6 Colorful Accent 2" w:uiPriority="51"/>
-    <w:lsdException w:name="Grid Table 7 Colorful Accent 2" w:uiPriority="52"/>
-    <w:lsdException w:name="Grid Table 1 Light Accent 3" w:uiPriority="46"/>
-    <w:lsdException w:name="Grid Table 2 Accent 3" w:uiPriority="47"/>
-    <w:lsdException w:name="Grid Table 3 Accent 3" w:uiPriority="48"/>
-    <w:lsdException w:name="Grid Table 4 Accent 3" w:uiPriority="49"/>
-    <w:lsdException w:name="Grid Table 5 Dark Accent 3" w:uiPriority="50"/>
-    <w:lsdException w:name="Grid Table 6 Colorful Accent 3" w:uiPriority="51"/>
-    <w:lsdException w:name="Grid Table 7 Colorful Accent 3" w:uiPriority="52"/>
-    <w:lsdException w:name="Grid Table 1 Light Accent 4" w:uiPriority="46"/>
-    <w:lsdException w:name="Grid Table 2 Accent 4" w:uiPriority="47"/>
-    <w:lsdException w:name="Grid Table 3 Accent 4" w:uiPriority="48"/>
-    <w:lsdException w:name="Grid Table 4 Accent 4" w:uiPriority="49"/>
-    <w:lsdException w:name="Grid Table 5 Dark Accent 4" w:uiPriority="50"/>
-    <w:lsdException w:name="Grid Table 6 Colorful Accent 4" w:uiPriority="51"/>
-    <w:lsdException w:name="Grid Table 7 Colorful Accent 4" w:uiPriority="52"/>
-    <w:lsdException w:name="Grid Table 1 Light Accent 5" w:uiPriority="46"/>
-    <w:lsdException w:name="Grid Table 2 Accent 5" w:uiPriority="47"/>
-    <w:lsdException w:name="Grid Table 3 Accent 5" w:uiPriority="48"/>
-    <w:lsdException w:name="Grid Table 4 Accent 5" w:uiPriority="49"/>
-    <w:lsdException w:name="Grid Table 5 Dark Accent 5" w:uiPriority="50"/>
-    <w:lsdException w:name="Grid Table 6 Colorful Accent 5" w:uiPriority="51"/>
-    <w:lsdException w:name="Grid Table 7 Colorful Accent 5" w:uiPriority="52"/>
-    <w:lsdException w:name="Grid Table 1 Light Accent 6" w:uiPriority="46"/>
-    <w:lsdException w:name="Grid Table 2 Accent 6" w:uiPriority="47"/>
-    <w:lsdException w:name="Grid Table 3 Accent 6" w:uiPriority="48"/>
-    <w:lsdException w:name="Grid Table 4 Accent 6" w:uiPriority="49"/>
-    <w:lsdException w:name="Grid Table 5 Dark Accent 6" w:uiPriority="50"/>
-    <w:lsdException w:name="Grid Table 6 Colorful Accent 6" w:uiPriority="51"/>
-    <w:lsdException w:name="Grid Table 7 Colorful Accent 6" w:uiPriority="52"/>
-    <w:lsdException w:name="List Table 1 Light" w:uiPriority="46"/>
-    <w:lsdException w:name="List Table 2" w:uiPriority="47"/>
-    <w:lsdException w:name="List Table 3" w:uiPriority="48"/>
-    <w:lsdException w:name="List Table 4" w:uiPriority="49"/>
-    <w:lsdException w:name="List Table 5 Dark" w:uiPriority="50"/>
-    <w:lsdException w:name="List Table 6 Colorful" w:uiPriority="51"/>
-    <w:lsdException w:name="List Table 7 Colorful" w:uiPriority="52"/>
-    <w:lsdException w:name="List Table 1 Light Accent 1" w:uiPriority="46"/>
-    <w:lsdException w:name="List Table 2 Accent 1" w:uiPriority="47"/>
-    <w:lsdException w:name="List Table 3 Accent 1" w:uiPriority="48"/>
-    <w:lsdException w:name="List Table 4 Accent 1" w:uiPriority="49"/>
-    <w:lsdException w:name="List Table 5 Dark Accent 1" w:uiPriority="50"/>
-    <w:lsdException w:name="List Table 6 Colorful Accent 1" w:uiPriority="51"/>
-    <w:lsdException w:name="List Table 7 Colorful Accent 1" w:uiPriority="52"/>
-    <w:lsdException w:name="List Table 1 Light Accent 2" w:uiPriority="46"/>
-    <w:lsdException w:name="List Table 2 Accent 2" w:uiPriority="47"/>
-    <w:lsdException w:name="List Table 3 Accent 2" w:uiPriority="48"/>
-    <w:lsdException w:name="List Table 4 Accent 2" w:uiPriority="49"/>
-    <w:lsdException w:name="List Table 5 Dark Accent 2" w:uiPriority="50"/>
-    <w:lsdException w:name="List Table 6 Colorful Accent 2" w:uiPriority="51"/>
-    <w:lsdException w:name="List Table 7 Colorful Accent 2" w:uiPriority="52"/>
-    <w:lsdException w:name="List Table 1 Light Accent 3" w:uiPriority="46"/>
-    <w:lsdException w:name="List Table 2 Accent 3" w:uiPriority="47"/>
-    <w:lsdException w:name="List Table 3 Accent 3" w:uiPriority="48"/>
-    <w:lsdException w:name="List Table 4 Accent 3" w:uiPriority="49"/>
-    <w:lsdException w:name="List Table 5 Dark Accent 3" w:uiPriority="50"/>
-    <w:lsdException w:name="List Table 6 Colorful Accent 3" w:uiPriority="51"/>
-    <w:lsdException w:name="List Table 7 Colorful Accent 3" w:uiPriority="52"/>
-    <w:lsdException w:name="List Table 1 Light Accent 4" w:uiPriority="46"/>
-    <w:lsdException w:name="List Table 2 Accent 4" w:uiPriority="47"/>
-    <w:lsdException w:name="List Table 3 Accent 4" w:uiPriority="48"/>
-    <w:lsdException w:name="List Table 4 Accent 4" w:uiPriority="49"/>
-    <w:lsdException w:name="List Table 5 Dark Accent 4" w:uiPriority="50"/>
-    <w:lsdException w:name="List Table 6 Colorful Accent 4" w:uiPriority="51"/>
-    <w:lsdException w:name="List Table 7 Colorful Accent 4" w:uiPriority="52"/>
-    <w:lsdException w:name="List Table 1 Light Accent 5" w:uiPriority="46"/>
-    <w:lsdException w:name="List Table 2 Accent 5" w:uiPriority="47"/>
-    <w:lsdException w:name="List Table 3 Accent 5" w:uiPriority="48"/>
-    <w:lsdException w:name="List Table 4 Accent 5" w:uiPriority="49"/>
-    <w:lsdException w:name="List Table 5 Dark Accent 5" w:uiPriority="50"/>
-    <w:lsdException w:name="List Table 6 Colorful Accent 5" w:uiPriority="51"/>
-    <w:lsdException w:name="List Table 7 Colorful Accent 5" w:uiPriority="52"/>
-    <w:lsdException w:name="List Table 1 Light Accent 6" w:uiPriority="46"/>
-    <w:lsdException w:name="List Table 2 Accent 6" w:uiPriority="47"/>
-    <w:lsdException w:name="List Table 3 Accent 6" w:uiPriority="48"/>
-    <w:lsdException w:name="List Table 4 Accent 6" w:uiPriority="49"/>
-    <w:lsdException w:name="List Table 5 Dark Accent 6" w:uiPriority="50"/>
-    <w:lsdException w:name="List Table 6 Colorful Accent 6" w:uiPriority="51"/>
-    <w:lsdException w:name="List Table 7 Colorful Accent 6" w:uiPriority="52"/>
-  </w:latentStyles>
-  <w:style w:type="paragraph" w:default="1" w:styleId="a">
-    <w:name w:val="Normal"/>
-    <w:qFormat/>
-  </w:style>
-  <w:style w:type="character" w:default="1" w:styleId="a0">
-    <w:name w:val="Default Paragraph Font"/>
-    <w:uiPriority w:val="1"/>
-    <w:semiHidden/>
-    <w:unhideWhenUsed/>
-  </w:style>
-  <w:style w:type="table" w:default="1" w:styleId="a1">
-    <w:name w:val="Normal Table"/>
+  <w:style w:type="paragraph" w:styleId="ad">
+    <w:name w:val="Balloon Text"/>
+    <w:basedOn w:val="a"/>
+    <w:link w:val="ae"/>
     <w:uiPriority w:val="99"/>
     <w:semiHidden/>
     <w:unhideWhenUsed/>
-    <w:tblPr>
-      <w:tblInd w:w="0" w:type="dxa"/>
-      <w:tblCellMar>
-        <w:top w:w="0" w:type="dxa"/>
-        <w:left w:w="108" w:type="dxa"/>
-        <w:bottom w:w="0" w:type="dxa"/>
-        <w:right w:w="108" w:type="dxa"/>
-      </w:tblCellMar>
-    </w:tblPr>
+    <w:rsid w:val="00767A48"/>
+    <w:pPr>
+      <w:spacing w:after="0" w:line="240" w:lineRule="auto"/>
+    </w:pPr>
+    <w:rPr>
+      <w:rFonts w:ascii="Segoe UI" w:hAnsi="Segoe UI" w:cs="Segoe UI"/>
+      <w:sz w:val="18"/>
+      <w:szCs w:val="18"/>
+    </w:rPr>
   </w:style>
-  <w:style w:type="numbering" w:default="1" w:styleId="a2">
-    <w:name w:val="No List"/>
+  <w:style w:type="character" w:customStyle="1" w:styleId="ae">
+    <w:name w:val="Текст выноски Знак"/>
+    <w:basedOn w:val="a0"/>
+    <w:link w:val="ad"/>
     <w:uiPriority w:val="99"/>
     <w:semiHidden/>
-    <w:unhideWhenUsed/>
-  </w:style>
-  <w:style w:type="character" w:styleId="a3">
-    <w:name w:val="Placeholder Text"/>
-    <w:basedOn w:val="a0"/>
-    <w:uiPriority w:val="99"/>
-    <w:semiHidden/>
-    <w:rsid w:val="003C3ED1"/>
+    <w:rsid w:val="00767A48"/>
     <w:rPr>
-      <w:color w:val="808080"/>
+      <w:rFonts w:ascii="Segoe UI" w:eastAsia="Times New Roman" w:hAnsi="Segoe UI" w:cs="Segoe UI"/>
+      <w:sz w:val="18"/>
+      <w:szCs w:val="18"/>
+      <w:lang w:eastAsia="ru-RU"/>
     </w:rPr>
   </w:style>
 </w:styles>
-</file>
-
-<file path=word/glossary/webSettings.xml><?xml version="1.0" encoding="utf-8"?>
-<w:webSettings xmlns:mc="http://schemas.openxmlformats.org/markup-compatibility/2006" xmlns:r="http://schemas.openxmlformats.org/officeDocument/2006/relationships" xmlns:w="http://schemas.openxmlformats.org/wordprocessingml/2006/main" xmlns:w14="http://schemas.microsoft.com/office/word/2010/wordml" xmlns:w15="http://schemas.microsoft.com/office/word/2012/wordml" mc:Ignorable="w14 w15">
-  <w:optimizeForBrowser/>
-  <w:allowPNG/>
-</w:webSettings>
 </file>
 
 <file path=word/theme/theme1.xml><?xml version="1.0" encoding="utf-8"?>
@@ -13645,7 +13030,7 @@
 </file>
 
 <file path=customXml/itemProps1.xml><?xml version="1.0" encoding="utf-8"?>
-<ds:datastoreItem xmlns:ds="http://schemas.openxmlformats.org/officeDocument/2006/customXml" ds:itemID="{00091900-9032-45F8-AD3C-1A4BD968A85B}">
+<ds:datastoreItem xmlns:ds="http://schemas.openxmlformats.org/officeDocument/2006/customXml" ds:itemID="{6EF4E654-CF56-484F-99DD-FB0CA841CA9B}">
   <ds:schemaRefs>
     <ds:schemaRef ds:uri="http://schemas.openxmlformats.org/officeDocument/2006/bibliography"/>
   </ds:schemaRefs>
